--- a/manuscript/Scientific_Reports_supplementary_information.docx
+++ b/manuscript/Scientific_Reports_supplementary_information.docx
@@ -196,10 +196,7 @@
         <w:jc w:val="left"/>
       </w:pPr>
       <w:r>
-        <w:rPr>
-          <w:rFonts w:ascii="Arial" w:hAnsi="Arial"/>
-        </w:rPr>
-        <w:t>Five hundred seeded within-panel resamples tested three alternative sampling schemes using fixed family membership. A separate 500-replicate analysis sampled 331 lineage-matched genomes from the independent 3,192-genome projection matrix after removing discovery-panel accessions. These analyses test retention and HMM transfer, not de novo rediscovery.</w:t>
+        <w:t>Five hundred seeded within-panel resamples tested three alternative sampling schemes using fixed family membership. A lineage-stratified accumulation analysis sampled 10 to 100 percent of each major group in 10 percent increments, with 500 replicates below the complete panel. A separate 500-replicate analysis sampled 331 lineage-matched genomes from the independent 3,192-genome projection matrix after removing discovery-panel accessions. These analyses test fixed-catalog observation, retention and HMM transfer, not de novo rediscovery.</w:t>
       </w:r>
     </w:p>
     <w:p>
@@ -2312,6 +2309,62 @@
         <w:t>Supplementary Figure S9. Leave-one-major-lineage-out motif transfer. Point size reflects held-out sequence count. Only blocks satisfying prespecified target, training, and same-lineage control minima are plotted; two families have no evaluable block.</w:t>
       </w:r>
     </w:p>
+    <w:p>
+      <w:pPr>
+        <w:pStyle w:val="Heading1"/>
+        <w:pageBreakBefore/>
+      </w:pPr>
+      <w:r>
+        <w:t>Supplementary Figure S10</w:t>
+      </w:r>
+    </w:p>
+    <w:p>
+      <w:pPr>
+        <w:jc w:val="center"/>
+      </w:pPr>
+      <w:r>
+        <w:drawing>
+          <wp:inline xmlns:a="http://schemas.openxmlformats.org/drawingml/2006/main" xmlns:pic="http://schemas.openxmlformats.org/drawingml/2006/picture">
+            <wp:extent cx="5669280" cy="3653766"/>
+            <wp:docPr id="10" name="Picture 10"/>
+            <wp:cNvGraphicFramePr>
+              <a:graphicFrameLocks noChangeAspect="1"/>
+            </wp:cNvGraphicFramePr>
+            <a:graphic>
+              <a:graphicData uri="http://schemas.openxmlformats.org/drawingml/2006/picture">
+                <pic:pic>
+                  <pic:nvPicPr>
+                    <pic:cNvPr id="0" name="FigureS14_catalog_accumulation.png"/>
+                    <pic:cNvPicPr/>
+                  </pic:nvPicPr>
+                  <pic:blipFill>
+                    <a:blip r:embed="rId19"/>
+                    <a:stretch>
+                      <a:fillRect/>
+                    </a:stretch>
+                  </pic:blipFill>
+                  <pic:spPr>
+                    <a:xfrm>
+                      <a:off x="0" y="0"/>
+                      <a:ext cx="5669280" cy="3653766"/>
+                    </a:xfrm>
+                    <a:prstGeom prst="rect"/>
+                  </pic:spPr>
+                </pic:pic>
+              </a:graphicData>
+            </a:graphic>
+          </wp:inline>
+        </w:drawing>
+      </w:r>
+    </w:p>
+    <w:p>
+      <w:pPr>
+        <w:pStyle w:val="Caption"/>
+      </w:pPr>
+      <w:r>
+        <w:t>Supplementary Figure S10. Lineage-stratified accumulation of the released families as panel size increases. Lines show medians and shaded regions show 95 percent resampling intervals. The blue curve counts families observed at least once; the orange curve counts families represented in at least five sampled genomes. This is a fixed-catalog sensitivity analysis and does not repeat candidate scanning or de novo clustering.</w:t>
+      </w:r>
+    </w:p>
     <w:sectPr>
       <w:footerReference w:type="default" r:id="rId9"/>
       <w:pgSz w:w="12240" w:h="15840"/>

--- a/manuscript/Scientific_Reports_supplementary_information.docx
+++ b/manuscript/Scientific_Reports_supplementary_information.docx
@@ -187,6 +187,31 @@
         <w:rPr>
           <w:rFonts w:ascii="Arial" w:hAnsi="Arial"/>
         </w:rPr>
+        <w:t>Catalog sequence recovery</w:t>
+      </w:r>
+    </w:p>
+    <w:p>
+      <w:pPr>
+        <w:spacing w:line="360" w:lineRule="auto"/>
+        <w:jc w:val="left"/>
+      </w:pPr>
+      <w:r>
+        <w:rPr>
+          <w:rFonts w:ascii="Arial" w:hAnsi="Arial"/>
+        </w:rPr>
+        <w:t>Protein sequences for all 13,237 released family members were recovered by accession. Versioned NCBI assembly protein FASTA files supplied 13,232 sequences; five accessions absent from their current assembly files were recovered through NCBI Protein. Every recovered sequence matched the length recorded in the membership table. The release includes a deterministic compressed FASTA, source URLs, retrieval dates, source-file checksums, accession-level fallback records and an empty missing-sequence report.</w:t>
+      </w:r>
+    </w:p>
+    <w:p>
+      <w:pPr>
+        <w:pStyle w:val="Heading2"/>
+        <w:spacing w:line="360" w:lineRule="auto"/>
+        <w:jc w:val="left"/>
+      </w:pPr>
+      <w:r>
+        <w:rPr>
+          <w:rFonts w:ascii="Arial" w:hAnsi="Arial"/>
+        </w:rPr>
         <w:t>Panel and projection sensitivity</w:t>
       </w:r>
     </w:p>
@@ -196,7 +221,10 @@
         <w:jc w:val="left"/>
       </w:pPr>
       <w:r>
-        <w:t>Five hundred seeded within-panel resamples tested three alternative sampling schemes using fixed family membership. A lineage-stratified accumulation analysis sampled 10 to 100 percent of each major group in 10 percent increments, with 500 replicates below the complete panel. A separate 500-replicate analysis sampled 331 lineage-matched genomes from the independent 3,192-genome projection matrix after removing discovery-panel accessions. These analyses test fixed-catalog observation, retention and HMM transfer, not de novo rediscovery.</w:t>
+        <w:rPr>
+          <w:rFonts w:ascii="Arial" w:hAnsi="Arial"/>
+        </w:rPr>
+        <w:t>Five hundred seeded within-panel resamples tested three alternative sampling schemes using fixed family membership. A lineage-stratified accumulation analysis sampled 10 to 100% of each major group in 10% increments, with 500 replicates below the complete panel. A separate 500-replicate analysis sampled 331 lineage-matched genomes from the independent 3,192-genome projection matrix after removing discovery-panel accessions. These analyses test fixed-catalog observation, retention and HMM transfer, not de novo rediscovery.</w:t>
       </w:r>
     </w:p>
     <w:p>
@@ -296,7 +324,7 @@
         <w:rPr>
           <w:rFonts w:ascii="Arial" w:hAnsi="Arial"/>
         </w:rPr>
-        <w:t>For 782 released proteins from ten families, normalized dipeptide frequencies were classified by leave-one-sequence-out family centroids. Exact binomial intervals and separation margins were reported. This subset analysis does not validate all 250 families.</w:t>
+        <w:t>For a prespecified subset of 782 proteins from ten families, normalized dipeptide frequencies were classified by leave-one-sequence-out family centroids. Exact binomial intervals and separation margins were reported. This subset analysis does not validate all 250 families; the complete 13,237-member sequence collection is deposited separately for future catalog-wide validation.</w:t>
       </w:r>
     </w:p>
     <w:p>
@@ -933,7 +961,7 @@
                 <w:rFonts w:ascii="Arial" w:hAnsi="Arial"/>
                 <w:sz w:val="18"/>
               </w:rPr>
-              <w:t>Only ten released families</w:t>
+              <w:t>Only ten families analyzed</w:t>
             </w:r>
           </w:p>
         </w:tc>
@@ -1575,6 +1603,62 @@
                 <w:sz w:val="18"/>
               </w:rPr>
               <w:t>Subset sequence separability only</w:t>
+            </w:r>
+          </w:p>
+        </w:tc>
+      </w:tr>
+      <w:tr>
+        <w:trPr>
+          <w:cantSplit/>
+        </w:trPr>
+        <w:tc>
+          <w:tcPr>
+            <w:tcW w:type="dxa" w:w="3264"/>
+          </w:tcPr>
+          <w:p>
+            <w:pPr>
+              <w:spacing w:line="240" w:lineRule="auto" w:after="0"/>
+            </w:pPr>
+            <w:r>
+              <w:rPr>
+                <w:rFonts w:ascii="Arial" w:hAnsi="Arial"/>
+                <w:sz w:val="18"/>
+              </w:rPr>
+              <w:t>Catalog member sequences</w:t>
+            </w:r>
+          </w:p>
+        </w:tc>
+        <w:tc>
+          <w:tcPr>
+            <w:tcW w:type="dxa" w:w="3264"/>
+          </w:tcPr>
+          <w:p>
+            <w:pPr>
+              <w:spacing w:line="240" w:lineRule="auto" w:after="0"/>
+            </w:pPr>
+            <w:r>
+              <w:rPr>
+                <w:rFonts w:ascii="Arial" w:hAnsi="Arial"/>
+                <w:sz w:val="18"/>
+              </w:rPr>
+              <w:t>13,237 proteins; all 250 families</w:t>
+            </w:r>
+          </w:p>
+        </w:tc>
+        <w:tc>
+          <w:tcPr>
+            <w:tcW w:type="dxa" w:w="3264"/>
+          </w:tcPr>
+          <w:p>
+            <w:pPr>
+              <w:spacing w:line="240" w:lineRule="auto" w:after="0"/>
+            </w:pPr>
+            <w:r>
+              <w:rPr>
+                <w:rFonts w:ascii="Arial" w:hAnsi="Arial"/>
+                <w:sz w:val="18"/>
+              </w:rPr>
+              <w:t>Sequence-level reanalysis with accessioned recovery provenance</w:t>
             </w:r>
           </w:p>
         </w:tc>
@@ -2225,7 +2309,7 @@
           <w:rFonts w:ascii="Arial" w:hAnsi="Arial"/>
           <w:color w:val="000000"/>
         </w:rPr>
-        <w:t>Supplementary Figure S8. Leave-one-sequence-out dipeptide-composition separability for the ten families with released protein sequences. Positive margins favor the sequence's own family over the nearest other-family centroid. Results are not catalog-wide.</w:t>
+        <w:t>Supplementary Figure S8. Leave-one-sequence-out dipeptide-composition separability for the prespecified ten-family subset. Positive margins favor the sequence's own family over the nearest other-family centroid. Results are not catalog-wide.</w:t>
       </w:r>
     </w:p>
     <w:p>
@@ -2313,16 +2397,25 @@
       <w:pPr>
         <w:pStyle w:val="Heading1"/>
         <w:pageBreakBefore/>
+        <w:spacing w:line="360" w:lineRule="auto"/>
+        <w:jc w:val="left"/>
       </w:pPr>
       <w:r>
+        <w:rPr>
+          <w:rFonts w:ascii="Arial" w:hAnsi="Arial"/>
+        </w:rPr>
         <w:t>Supplementary Figure S10</w:t>
       </w:r>
     </w:p>
     <w:p>
       <w:pPr>
-        <w:jc w:val="center"/>
+        <w:spacing w:line="360" w:lineRule="auto"/>
+        <w:jc w:val="left"/>
       </w:pPr>
       <w:r>
+        <w:rPr>
+          <w:rFonts w:ascii="Arial" w:hAnsi="Arial"/>
+        </w:rPr>
         <w:drawing>
           <wp:inline xmlns:a="http://schemas.openxmlformats.org/drawingml/2006/main" xmlns:pic="http://schemas.openxmlformats.org/drawingml/2006/picture">
             <wp:extent cx="5669280" cy="3653766"/>
@@ -2360,9 +2453,14 @@
     <w:p>
       <w:pPr>
         <w:pStyle w:val="Caption"/>
+        <w:jc w:val="left"/>
       </w:pPr>
       <w:r>
-        <w:t>Supplementary Figure S10. Lineage-stratified accumulation of the released families as panel size increases. Lines show medians and shaded regions show 95 percent resampling intervals. The blue curve counts families observed at least once; the orange curve counts families represented in at least five sampled genomes. This is a fixed-catalog sensitivity analysis and does not repeat candidate scanning or de novo clustering.</w:t>
+        <w:rPr>
+          <w:rFonts w:ascii="Arial" w:hAnsi="Arial"/>
+          <w:color w:val="000000"/>
+        </w:rPr>
+        <w:t>Supplementary Figure S10. Lineage-stratified accumulation of the released families as panel size increases. Lines show medians and shaded regions show 95% resampling intervals. The blue curve counts families observed at least once; the orange curve counts families represented in at least five sampled genomes. This is a fixed-catalog sensitivity analysis and does not repeat candidate scanning or de novo clustering.</w:t>
       </w:r>
     </w:p>
     <w:sectPr>

--- a/manuscript/Scientific_Reports_supplementary_information.docx
+++ b/manuscript/Scientific_Reports_supplementary_information.docx
@@ -21,10 +21,7 @@
         <w:jc w:val="left"/>
       </w:pPr>
       <w:r>
-        <w:rPr>
-          <w:rFonts w:ascii="Arial" w:hAnsi="Arial"/>
-        </w:rPr>
-        <w:t>A catalog of noncanonical HTH and RHH DNA-binding domain families in Archaea</w:t>
+        <w:t>A catalog of archaeal HTH and RHH DNA-binding-domain families outside a nineteen-family reference set</w:t>
       </w:r>
     </w:p>
     <w:p>
@@ -71,10 +68,7 @@
         <w:jc w:val="left"/>
       </w:pPr>
       <w:r>
-        <w:rPr>
-          <w:rFonts w:ascii="Arial" w:hAnsi="Arial"/>
-        </w:rPr>
-        <w:t>The discovery universe comprises archaeal proteins detected by profiles in Pfam clans CL0123 and CL0057. “Noncanonical” means not explained by a nineteen-family reference set under the stated reciprocal-exclusion rule. It does not mean previously undescribed in all databases, nor does it establish transcription-factor activity.</w:t>
+        <w:t>The historical discovery universe comprised archaeal proteins detected by profiles in Pfam clans CL0123 and CL0057. Outside the reference set means not explained by the nineteen-family assignment used in that analysis. The exact mapping of families to twenty reference models, the 747 candidate-model accessions and the Pfam release were not preserved. The term therefore does not mean previously undescribed in all databases and does not establish transcription-factor activity.</w:t>
       </w:r>
     </w:p>
     <w:p>
@@ -96,10 +90,7 @@
         <w:jc w:val="left"/>
       </w:pPr>
       <w:r>
-        <w:rPr>
-          <w:rFonts w:ascii="Arial" w:hAnsi="Arial"/>
-        </w:rPr>
-        <w:t>Assemblies were grouped into seven major lineage categories. All genomes from five underrepresented groups were retained. Euryarchaeota and Crenarchaeota were capped at 140 and 70; subgroup allocations were proportional and genomes were sampled without replacement using seed 42. The final count of 331 was the output of that rule.</w:t>
+        <w:t>Assemblies were assigned to seven mutually exclusive historical categories: Euryarchaeota, Crenarchaeota within TACK, Thaumarchaeota within TACK, other deep TACK, Korarchaeota within TACK, DPANN and Asgardarchaeota. All genomes from five underrepresented groups were retained. Euryarchaeota and Crenarchaeota within TACK were capped at 140 and 70. The exact GTDB release was not preserved.</w:t>
       </w:r>
     </w:p>
     <w:p>
@@ -309,10 +300,7 @@
         <w:jc w:val="left"/>
       </w:pPr>
       <w:r>
-        <w:rPr>
-          <w:rFonts w:ascii="Arial" w:hAnsi="Arial"/>
-        </w:rPr>
-        <w:t>Sequence-family separability</w:t>
+        <w:t>Catalog-wide complete-genus family separability</w:t>
       </w:r>
     </w:p>
     <w:p>
@@ -321,10 +309,7 @@
         <w:jc w:val="left"/>
       </w:pPr>
       <w:r>
-        <w:rPr>
-          <w:rFonts w:ascii="Arial" w:hAnsi="Arial"/>
-        </w:rPr>
-        <w:t>For a prespecified subset of 782 proteins from ten families, normalized dipeptide frequencies were classified by leave-one-sequence-out family centroids. Exact binomial intervals and separation margins were reported. This subset analysis does not validate all 250 families; the complete 13,237-member sequence collection is deposited separately for future catalog-wide validation.</w:t>
+        <w:t>All 13,237 deposited proteins were represented by normalized dipeptide frequencies. Each test sequence was classified against family centroids fitted after every sequence from its inferred genus had been removed. Families required at least two remaining training sequences. The analysis evaluated 13,166 sequences from 245 families and reports sequence assignments, family-level exact binomial intervals, macro- and micro-accuracy and separation margins. It is a complete-genus composition check, not calibrated HMM validation.</w:t>
       </w:r>
     </w:p>
     <w:p>
@@ -359,10 +344,7 @@
         <w:jc w:val="left"/>
       </w:pPr>
       <w:r>
-        <w:rPr>
-          <w:rFonts w:ascii="Arial" w:hAnsi="Arial"/>
-        </w:rPr>
-        <w:t>Supplementary Table S1. Analysis classification</w:t>
+        <w:t>Supplementary Table S1 Analysis classification</w:t>
       </w:r>
     </w:p>
     <w:tbl>
@@ -394,7 +376,7 @@
               <w:rPr>
                 <w:rFonts w:ascii="Arial" w:hAnsi="Arial"/>
                 <w:b/>
-                <w:sz w:val="18"/>
+                <w:sz w:val="16"/>
               </w:rPr>
               <w:t>Analysis</w:t>
             </w:r>
@@ -412,7 +394,7 @@
               <w:rPr>
                 <w:rFonts w:ascii="Arial" w:hAnsi="Arial"/>
                 <w:b/>
-                <w:sz w:val="18"/>
+                <w:sz w:val="16"/>
               </w:rPr>
               <w:t>Role</w:t>
             </w:r>
@@ -430,7 +412,7 @@
               <w:rPr>
                 <w:rFonts w:ascii="Arial" w:hAnsi="Arial"/>
                 <w:b/>
-                <w:sz w:val="18"/>
+                <w:sz w:val="16"/>
               </w:rPr>
               <w:t>Question</w:t>
             </w:r>
@@ -448,7 +430,7 @@
               <w:rPr>
                 <w:rFonts w:ascii="Arial" w:hAnsi="Arial"/>
                 <w:b/>
-                <w:sz w:val="18"/>
+                <w:sz w:val="16"/>
               </w:rPr>
               <w:t>Principal limit</w:t>
             </w:r>
@@ -470,7 +452,7 @@
             <w:r>
               <w:rPr>
                 <w:rFonts w:ascii="Arial" w:hAnsi="Arial"/>
-                <w:sz w:val="18"/>
+                <w:sz w:val="16"/>
               </w:rPr>
               <w:t>Catalog size and membership</w:t>
             </w:r>
@@ -487,7 +469,7 @@
             <w:r>
               <w:rPr>
                 <w:rFonts w:ascii="Arial" w:hAnsi="Arial"/>
-                <w:sz w:val="18"/>
+                <w:sz w:val="16"/>
               </w:rPr>
               <w:t>Primary descriptive</w:t>
             </w:r>
@@ -504,7 +486,7 @@
             <w:r>
               <w:rPr>
                 <w:rFonts w:ascii="Arial" w:hAnsi="Arial"/>
-                <w:sz w:val="18"/>
+                <w:sz w:val="16"/>
               </w:rPr>
               <w:t>Prespecified released pipeline summaries</w:t>
             </w:r>
@@ -521,7 +503,7 @@
             <w:r>
               <w:rPr>
                 <w:rFonts w:ascii="Arial" w:hAnsi="Arial"/>
-                <w:sz w:val="18"/>
+                <w:sz w:val="16"/>
               </w:rPr>
               <w:t>Bounded to two Pfam clans</w:t>
             </w:r>
@@ -543,7 +525,7 @@
             <w:r>
               <w:rPr>
                 <w:rFonts w:ascii="Arial" w:hAnsi="Arial"/>
-                <w:sz w:val="18"/>
+                <w:sz w:val="16"/>
               </w:rPr>
               <w:t>Held-out family HMM assignment</w:t>
             </w:r>
@@ -560,9 +542,9 @@
             <w:r>
               <w:rPr>
                 <w:rFonts w:ascii="Arial" w:hAnsi="Arial"/>
-                <w:sz w:val="18"/>
+                <w:sz w:val="16"/>
               </w:rPr>
-              <w:t>Confirmatory validation</w:t>
+              <w:t>Secondary validation</w:t>
             </w:r>
           </w:p>
         </w:tc>
@@ -577,7 +559,7 @@
             <w:r>
               <w:rPr>
                 <w:rFonts w:ascii="Arial" w:hAnsi="Arial"/>
-                <w:sz w:val="18"/>
+                <w:sz w:val="16"/>
               </w:rPr>
               <w:t>Withheld sequence assignment</w:t>
             </w:r>
@@ -594,9 +576,9 @@
             <w:r>
               <w:rPr>
                 <w:rFonts w:ascii="Arial" w:hAnsi="Arial"/>
-                <w:sz w:val="18"/>
+                <w:sz w:val="16"/>
               </w:rPr>
-              <w:t>Only families with ≥20 members</w:t>
+              <w:t>Random split; possible taxonomic leakage</w:t>
             </w:r>
           </w:p>
         </w:tc>
@@ -616,7 +598,7 @@
             <w:r>
               <w:rPr>
                 <w:rFonts w:ascii="Arial" w:hAnsi="Arial"/>
-                <w:sz w:val="18"/>
+                <w:sz w:val="16"/>
               </w:rPr>
               <w:t>Independent-genome projection</w:t>
             </w:r>
@@ -633,9 +615,9 @@
             <w:r>
               <w:rPr>
                 <w:rFonts w:ascii="Arial" w:hAnsi="Arial"/>
-                <w:sz w:val="18"/>
+                <w:sz w:val="16"/>
               </w:rPr>
-              <w:t>Confirmatory validation</w:t>
+              <w:t>Secondary validation</w:t>
             </w:r>
           </w:p>
         </w:tc>
@@ -650,7 +632,7 @@
             <w:r>
               <w:rPr>
                 <w:rFonts w:ascii="Arial" w:hAnsi="Arial"/>
-                <w:sz w:val="18"/>
+                <w:sz w:val="16"/>
               </w:rPr>
               <w:t>Zero accession overlap</w:t>
             </w:r>
@@ -667,7 +649,7 @@
             <w:r>
               <w:rPr>
                 <w:rFonts w:ascii="Arial" w:hAnsi="Arial"/>
-                <w:sz w:val="18"/>
+                <w:sz w:val="16"/>
               </w:rPr>
               <w:t>Fixed HMMs; no rediscovery</w:t>
             </w:r>
@@ -689,7 +671,7 @@
             <w:r>
               <w:rPr>
                 <w:rFonts w:ascii="Arial" w:hAnsi="Arial"/>
-                <w:sz w:val="18"/>
+                <w:sz w:val="16"/>
               </w:rPr>
               <w:t>Genome/genus/lineage-blocked motif AUC</w:t>
             </w:r>
@@ -706,9 +688,9 @@
             <w:r>
               <w:rPr>
                 <w:rFonts w:ascii="Arial" w:hAnsi="Arial"/>
-                <w:sz w:val="18"/>
+                <w:sz w:val="16"/>
               </w:rPr>
-              <w:t>Confirmatory sensitivity</w:t>
+              <w:t>Robustness</w:t>
             </w:r>
           </w:p>
         </w:tc>
@@ -723,7 +705,7 @@
             <w:r>
               <w:rPr>
                 <w:rFonts w:ascii="Arial" w:hAnsi="Arial"/>
-                <w:sz w:val="18"/>
+                <w:sz w:val="16"/>
               </w:rPr>
               <w:t>Out-of-sample discrimination</w:t>
             </w:r>
@@ -740,7 +722,7 @@
             <w:r>
               <w:rPr>
                 <w:rFonts w:ascii="Arial" w:hAnsi="Arial"/>
-                <w:sz w:val="18"/>
+                <w:sz w:val="16"/>
               </w:rPr>
               <w:t>Predictive, not biochemical</w:t>
             </w:r>
@@ -762,7 +744,7 @@
             <w:r>
               <w:rPr>
                 <w:rFonts w:ascii="Arial" w:hAnsi="Arial"/>
-                <w:sz w:val="18"/>
+                <w:sz w:val="16"/>
               </w:rPr>
               <w:t>Genome-quality stratification</w:t>
             </w:r>
@@ -779,7 +761,7 @@
             <w:r>
               <w:rPr>
                 <w:rFonts w:ascii="Arial" w:hAnsi="Arial"/>
-                <w:sz w:val="18"/>
+                <w:sz w:val="16"/>
               </w:rPr>
               <w:t>Sensitivity</w:t>
             </w:r>
@@ -796,7 +778,7 @@
             <w:r>
               <w:rPr>
                 <w:rFonts w:ascii="Arial" w:hAnsi="Arial"/>
-                <w:sz w:val="18"/>
+                <w:sz w:val="16"/>
               </w:rPr>
               <w:t>Robustness across deposited strata</w:t>
             </w:r>
@@ -813,7 +795,7 @@
             <w:r>
               <w:rPr>
                 <w:rFonts w:ascii="Arial" w:hAnsi="Arial"/>
-                <w:sz w:val="18"/>
+                <w:sz w:val="16"/>
               </w:rPr>
               <w:t>Descriptive; confounded</w:t>
             </w:r>
@@ -835,7 +817,7 @@
             <w:r>
               <w:rPr>
                 <w:rFonts w:ascii="Arial" w:hAnsi="Arial"/>
-                <w:sz w:val="18"/>
+                <w:sz w:val="16"/>
               </w:rPr>
               <w:t>Genus-clustered prevalence</w:t>
             </w:r>
@@ -852,7 +834,7 @@
             <w:r>
               <w:rPr>
                 <w:rFonts w:ascii="Arial" w:hAnsi="Arial"/>
-                <w:sz w:val="18"/>
+                <w:sz w:val="16"/>
               </w:rPr>
               <w:t>Sensitivity</w:t>
             </w:r>
@@ -869,7 +851,7 @@
             <w:r>
               <w:rPr>
                 <w:rFonts w:ascii="Arial" w:hAnsi="Arial"/>
-                <w:sz w:val="18"/>
+                <w:sz w:val="16"/>
               </w:rPr>
               <w:t>Taxonomic sampling imbalance</w:t>
             </w:r>
@@ -886,7 +868,7 @@
             <w:r>
               <w:rPr>
                 <w:rFonts w:ascii="Arial" w:hAnsi="Arial"/>
-                <w:sz w:val="18"/>
+                <w:sz w:val="16"/>
               </w:rPr>
               <w:t>Organism-name genera; no species tree</w:t>
             </w:r>
@@ -908,9 +890,9 @@
             <w:r>
               <w:rPr>
                 <w:rFonts w:ascii="Arial" w:hAnsi="Arial"/>
-                <w:sz w:val="18"/>
+                <w:sz w:val="16"/>
               </w:rPr>
-              <w:t>Ten-family sequence separability</w:t>
+              <w:t>Catalog-wide complete-genus separability</w:t>
             </w:r>
           </w:p>
         </w:tc>
@@ -925,9 +907,9 @@
             <w:r>
               <w:rPr>
                 <w:rFonts w:ascii="Arial" w:hAnsi="Arial"/>
-                <w:sz w:val="18"/>
+                <w:sz w:val="16"/>
               </w:rPr>
-              <w:t>Sensitivity</w:t>
+              <w:t>Secondary validation</w:t>
             </w:r>
           </w:p>
         </w:tc>
@@ -942,9 +924,9 @@
             <w:r>
               <w:rPr>
                 <w:rFonts w:ascii="Arial" w:hAnsi="Arial"/>
-                <w:sz w:val="18"/>
+                <w:sz w:val="16"/>
               </w:rPr>
-              <w:t>Subset boundary coherence</w:t>
+              <w:t>Taxonomically blocked boundary coherence</w:t>
             </w:r>
           </w:p>
         </w:tc>
@@ -959,9 +941,9 @@
             <w:r>
               <w:rPr>
                 <w:rFonts w:ascii="Arial" w:hAnsi="Arial"/>
-                <w:sz w:val="18"/>
+                <w:sz w:val="16"/>
               </w:rPr>
-              <w:t>Only ten families analyzed</w:t>
+              <w:t>Composition-based; five families unevaluable</w:t>
             </w:r>
           </w:p>
         </w:tc>
@@ -981,7 +963,7 @@
             <w:r>
               <w:rPr>
                 <w:rFonts w:ascii="Arial" w:hAnsi="Arial"/>
-                <w:sz w:val="18"/>
+                <w:sz w:val="16"/>
               </w:rPr>
               <w:t>Neighborhood enrichment</w:t>
             </w:r>
@@ -998,7 +980,7 @@
             <w:r>
               <w:rPr>
                 <w:rFonts w:ascii="Arial" w:hAnsi="Arial"/>
-                <w:sz w:val="18"/>
+                <w:sz w:val="16"/>
               </w:rPr>
               <w:t>Exploratory</w:t>
             </w:r>
@@ -1015,7 +997,7 @@
             <w:r>
               <w:rPr>
                 <w:rFonts w:ascii="Arial" w:hAnsi="Arial"/>
-                <w:sz w:val="18"/>
+                <w:sz w:val="16"/>
               </w:rPr>
               <w:t>Functional hypothesis generation</w:t>
             </w:r>
@@ -1032,155 +1014,9 @@
             <w:r>
               <w:rPr>
                 <w:rFonts w:ascii="Arial" w:hAnsi="Arial"/>
-                <w:sz w:val="18"/>
+                <w:sz w:val="16"/>
               </w:rPr>
               <w:t>No direct target claim</w:t>
-            </w:r>
-          </w:p>
-        </w:tc>
-      </w:tr>
-      <w:tr>
-        <w:trPr>
-          <w:cantSplit/>
-        </w:trPr>
-        <w:tc>
-          <w:tcPr>
-            <w:tcW w:type="dxa" w:w="2448"/>
-          </w:tcPr>
-          <w:p>
-            <w:pPr>
-              <w:spacing w:line="240" w:lineRule="auto" w:after="0"/>
-            </w:pPr>
-            <w:r>
-              <w:rPr>
-                <w:rFonts w:ascii="Arial" w:hAnsi="Arial"/>
-                <w:sz w:val="18"/>
-              </w:rPr>
-              <w:t>Haloferax expression</w:t>
-            </w:r>
-          </w:p>
-        </w:tc>
-        <w:tc>
-          <w:tcPr>
-            <w:tcW w:type="dxa" w:w="2448"/>
-          </w:tcPr>
-          <w:p>
-            <w:pPr>
-              <w:spacing w:line="240" w:lineRule="auto" w:after="0"/>
-            </w:pPr>
-            <w:r>
-              <w:rPr>
-                <w:rFonts w:ascii="Arial" w:hAnsi="Arial"/>
-                <w:sz w:val="18"/>
-              </w:rPr>
-              <w:t>Exploratory</w:t>
-            </w:r>
-          </w:p>
-        </w:tc>
-        <w:tc>
-          <w:tcPr>
-            <w:tcW w:type="dxa" w:w="2448"/>
-          </w:tcPr>
-          <w:p>
-            <w:pPr>
-              <w:spacing w:line="240" w:lineRule="auto" w:after="0"/>
-            </w:pPr>
-            <w:r>
-              <w:rPr>
-                <w:rFonts w:ascii="Arial" w:hAnsi="Arial"/>
-                <w:sz w:val="18"/>
-              </w:rPr>
-              <w:t>Expression context</w:t>
-            </w:r>
-          </w:p>
-        </w:tc>
-        <w:tc>
-          <w:tcPr>
-            <w:tcW w:type="dxa" w:w="2448"/>
-          </w:tcPr>
-          <w:p>
-            <w:pPr>
-              <w:spacing w:line="240" w:lineRule="auto" w:after="0"/>
-            </w:pPr>
-            <w:r>
-              <w:rPr>
-                <w:rFonts w:ascii="Arial" w:hAnsi="Arial"/>
-                <w:sz w:val="18"/>
-              </w:rPr>
-              <w:t>Three replicates; simple transformed-count tests</w:t>
-            </w:r>
-          </w:p>
-        </w:tc>
-      </w:tr>
-      <w:tr>
-        <w:trPr>
-          <w:cantSplit/>
-        </w:trPr>
-        <w:tc>
-          <w:tcPr>
-            <w:tcW w:type="dxa" w:w="2448"/>
-          </w:tcPr>
-          <w:p>
-            <w:pPr>
-              <w:spacing w:line="240" w:lineRule="auto" w:after="0"/>
-            </w:pPr>
-            <w:r>
-              <w:rPr>
-                <w:rFonts w:ascii="Arial" w:hAnsi="Arial"/>
-                <w:sz w:val="18"/>
-              </w:rPr>
-              <w:t>Experimental validation plan</w:t>
-            </w:r>
-          </w:p>
-        </w:tc>
-        <w:tc>
-          <w:tcPr>
-            <w:tcW w:type="dxa" w:w="2448"/>
-          </w:tcPr>
-          <w:p>
-            <w:pPr>
-              <w:spacing w:line="240" w:lineRule="auto" w:after="0"/>
-            </w:pPr>
-            <w:r>
-              <w:rPr>
-                <w:rFonts w:ascii="Arial" w:hAnsi="Arial"/>
-                <w:sz w:val="18"/>
-              </w:rPr>
-              <w:t>Future work</w:t>
-            </w:r>
-          </w:p>
-        </w:tc>
-        <w:tc>
-          <w:tcPr>
-            <w:tcW w:type="dxa" w:w="2448"/>
-          </w:tcPr>
-          <w:p>
-            <w:pPr>
-              <w:spacing w:line="240" w:lineRule="auto" w:after="0"/>
-            </w:pPr>
-            <w:r>
-              <w:rPr>
-                <w:rFonts w:ascii="Arial" w:hAnsi="Arial"/>
-                <w:sz w:val="18"/>
-              </w:rPr>
-              <w:t>Direct binding and in vivo regulation</w:t>
-            </w:r>
-          </w:p>
-        </w:tc>
-        <w:tc>
-          <w:tcPr>
-            <w:tcW w:type="dxa" w:w="2448"/>
-          </w:tcPr>
-          <w:p>
-            <w:pPr>
-              <w:spacing w:line="240" w:lineRule="auto" w:after="0"/>
-            </w:pPr>
-            <w:r>
-              <w:rPr>
-                <w:rFonts w:ascii="Arial" w:hAnsi="Arial"/>
-                <w:sz w:val="18"/>
-              </w:rPr>
-              <w:t>Not performed</w:t>
             </w:r>
           </w:p>
         </w:tc>
@@ -1194,10 +1030,7 @@
         <w:jc w:val="left"/>
       </w:pPr>
       <w:r>
-        <w:rPr>
-          <w:rFonts w:ascii="Arial" w:hAnsi="Arial"/>
-        </w:rPr>
-        <w:t>Supplementary Table S2. Data artifact definitions</w:t>
+        <w:t>Supplementary Table S2 Data artifact definitions</w:t>
       </w:r>
     </w:p>
     <w:tbl>
@@ -1228,7 +1061,7 @@
               <w:rPr>
                 <w:rFonts w:ascii="Arial" w:hAnsi="Arial"/>
                 <w:b/>
-                <w:sz w:val="18"/>
+                <w:sz w:val="16"/>
               </w:rPr>
               <w:t>Artifact</w:t>
             </w:r>
@@ -1246,7 +1079,7 @@
               <w:rPr>
                 <w:rFonts w:ascii="Arial" w:hAnsi="Arial"/>
                 <w:b/>
-                <w:sz w:val="18"/>
+                <w:sz w:val="16"/>
               </w:rPr>
               <w:t>Scope</w:t>
             </w:r>
@@ -1264,7 +1097,7 @@
               <w:rPr>
                 <w:rFonts w:ascii="Arial" w:hAnsi="Arial"/>
                 <w:b/>
-                <w:sz w:val="18"/>
+                <w:sz w:val="16"/>
               </w:rPr>
               <w:t>Permitted interpretation</w:t>
             </w:r>
@@ -1286,7 +1119,7 @@
             <w:r>
               <w:rPr>
                 <w:rFonts w:ascii="Arial" w:hAnsi="Arial"/>
-                <w:sz w:val="18"/>
+                <w:sz w:val="16"/>
               </w:rPr>
               <w:t>Discovery panel</w:t>
             </w:r>
@@ -1303,7 +1136,7 @@
             <w:r>
               <w:rPr>
                 <w:rFonts w:ascii="Arial" w:hAnsi="Arial"/>
-                <w:sz w:val="18"/>
+                <w:sz w:val="16"/>
               </w:rPr>
               <w:t>331 accessions</w:t>
             </w:r>
@@ -1320,7 +1153,7 @@
             <w:r>
               <w:rPr>
                 <w:rFonts w:ascii="Arial" w:hAnsi="Arial"/>
-                <w:sz w:val="18"/>
+                <w:sz w:val="16"/>
               </w:rPr>
               <w:t>Family discovery and fixed-member sensitivity</w:t>
             </w:r>
@@ -1342,7 +1175,7 @@
             <w:r>
               <w:rPr>
                 <w:rFonts w:ascii="Arial" w:hAnsi="Arial"/>
-                <w:sz w:val="18"/>
+                <w:sz w:val="16"/>
               </w:rPr>
               <w:t>Legacy projection matrix</w:t>
             </w:r>
@@ -1359,7 +1192,7 @@
             <w:r>
               <w:rPr>
                 <w:rFonts w:ascii="Arial" w:hAnsi="Arial"/>
-                <w:sz w:val="18"/>
+                <w:sz w:val="16"/>
               </w:rPr>
               <w:t>250 × 3,192</w:t>
             </w:r>
@@ -1376,7 +1209,7 @@
             <w:r>
               <w:rPr>
                 <w:rFonts w:ascii="Arial" w:hAnsi="Arial"/>
-                <w:sz w:val="18"/>
+                <w:sz w:val="16"/>
               </w:rPr>
               <w:t>Accession-resolved projection sensitivity</w:t>
             </w:r>
@@ -1398,7 +1231,7 @@
             <w:r>
               <w:rPr>
                 <w:rFonts w:ascii="Arial" w:hAnsi="Arial"/>
-                <w:sz w:val="18"/>
+                <w:sz w:val="16"/>
               </w:rPr>
               <w:t>Final genome accounting</w:t>
             </w:r>
@@ -1415,7 +1248,7 @@
             <w:r>
               <w:rPr>
                 <w:rFonts w:ascii="Arial" w:hAnsi="Arial"/>
-                <w:sz w:val="18"/>
+                <w:sz w:val="16"/>
               </w:rPr>
               <w:t>3,526 genomes</w:t>
             </w:r>
@@ -1432,9 +1265,9 @@
             <w:r>
               <w:rPr>
                 <w:rFonts w:ascii="Arial" w:hAnsi="Arial"/>
-                <w:sz w:val="18"/>
+                <w:sz w:val="16"/>
               </w:rPr>
-              <w:t>Final fates and denominators</w:t>
+              <w:t>Archived aggregate fates and denominators</w:t>
             </w:r>
           </w:p>
         </w:tc>
@@ -1454,7 +1287,7 @@
             <w:r>
               <w:rPr>
                 <w:rFonts w:ascii="Arial" w:hAnsi="Arial"/>
-                <w:sz w:val="18"/>
+                <w:sz w:val="16"/>
               </w:rPr>
               <w:t>Corrected prevalence</w:t>
             </w:r>
@@ -1471,7 +1304,7 @@
             <w:r>
               <w:rPr>
                 <w:rFonts w:ascii="Arial" w:hAnsi="Arial"/>
-                <w:sz w:val="18"/>
+                <w:sz w:val="16"/>
               </w:rPr>
               <w:t>250 families × 7 groups</w:t>
             </w:r>
@@ -1488,9 +1321,9 @@
             <w:r>
               <w:rPr>
                 <w:rFonts w:ascii="Arial" w:hAnsi="Arial"/>
-                <w:sz w:val="18"/>
+                <w:sz w:val="16"/>
               </w:rPr>
-              <w:t>Final group-level prevalence only</w:t>
+              <w:t>Archived group-level values; final family matrices unavailable</w:t>
             </w:r>
           </w:p>
         </w:tc>
@@ -1510,7 +1343,7 @@
             <w:r>
               <w:rPr>
                 <w:rFonts w:ascii="Arial" w:hAnsi="Arial"/>
-                <w:sz w:val="18"/>
+                <w:sz w:val="16"/>
               </w:rPr>
               <w:t>Family upstreams</w:t>
             </w:r>
@@ -1527,7 +1360,7 @@
             <w:r>
               <w:rPr>
                 <w:rFonts w:ascii="Arial" w:hAnsi="Arial"/>
-                <w:sz w:val="18"/>
+                <w:sz w:val="16"/>
               </w:rPr>
               <w:t>12 families; 250-nt sequences</w:t>
             </w:r>
@@ -1544,7 +1377,7 @@
             <w:r>
               <w:rPr>
                 <w:rFonts w:ascii="Arial" w:hAnsi="Arial"/>
-                <w:sz w:val="18"/>
+                <w:sz w:val="16"/>
               </w:rPr>
               <w:t>Genome/genus/lineage-blocked motif validation</w:t>
             </w:r>
@@ -1566,9 +1399,9 @@
             <w:r>
               <w:rPr>
                 <w:rFonts w:ascii="Arial" w:hAnsi="Arial"/>
-                <w:sz w:val="18"/>
+                <w:sz w:val="16"/>
               </w:rPr>
-              <w:t>Phylogenetic sequence subset</w:t>
+              <w:t>Catalog member sequences</w:t>
             </w:r>
           </w:p>
         </w:tc>
@@ -1583,9 +1416,9 @@
             <w:r>
               <w:rPr>
                 <w:rFonts w:ascii="Arial" w:hAnsi="Arial"/>
-                <w:sz w:val="18"/>
+                <w:sz w:val="16"/>
               </w:rPr>
-              <w:t>782 proteins; 10 families</w:t>
+              <w:t>13,237 proteins; 250 families</w:t>
             </w:r>
           </w:p>
         </w:tc>
@@ -1600,9 +1433,9 @@
             <w:r>
               <w:rPr>
                 <w:rFonts w:ascii="Arial" w:hAnsi="Arial"/>
-                <w:sz w:val="18"/>
+                <w:sz w:val="16"/>
               </w:rPr>
-              <w:t>Subset sequence separability only</w:t>
+              <w:t>Complete-genus composition validation</w:t>
             </w:r>
           </w:p>
         </w:tc>
@@ -1622,7 +1455,7 @@
             <w:r>
               <w:rPr>
                 <w:rFonts w:ascii="Arial" w:hAnsi="Arial"/>
-                <w:sz w:val="18"/>
+                <w:sz w:val="16"/>
               </w:rPr>
               <w:t>Catalog member sequences</w:t>
             </w:r>
@@ -1639,7 +1472,7 @@
             <w:r>
               <w:rPr>
                 <w:rFonts w:ascii="Arial" w:hAnsi="Arial"/>
-                <w:sz w:val="18"/>
+                <w:sz w:val="16"/>
               </w:rPr>
               <w:t>13,237 proteins; all 250 families</w:t>
             </w:r>
@@ -1656,7 +1489,7 @@
             <w:r>
               <w:rPr>
                 <w:rFonts w:ascii="Arial" w:hAnsi="Arial"/>
-                <w:sz w:val="18"/>
+                <w:sz w:val="16"/>
               </w:rPr>
               <w:t>Sequence-level reanalysis with accessioned recovery provenance</w:t>
             </w:r>
@@ -2305,11 +2138,7 @@
         <w:jc w:val="left"/>
       </w:pPr>
       <w:r>
-        <w:rPr>
-          <w:rFonts w:ascii="Arial" w:hAnsi="Arial"/>
-          <w:color w:val="000000"/>
-        </w:rPr>
-        <w:t>Supplementary Figure S8. Leave-one-sequence-out dipeptide-composition separability for the prespecified ten-family subset. Positive margins favor the sequence's own family over the nearest other-family centroid. Results are not catalog-wide.</w:t>
+        <w:t>Supplementary Figure S8. Historical ten-family leave-one-sequence-out dipeptide-composition analysis. Positive margins favor the sequence's own family over the nearest other-family centroid. Because related sequences can occur on both sides of this split, the catalog-wide complete-genus result in Supplementary Figure S11 is the more conservative boundary analysis.</w:t>
       </w:r>
     </w:p>
     <w:p>
@@ -2461,6 +2290,1484 @@
           <w:color w:val="000000"/>
         </w:rPr>
         <w:t>Supplementary Figure S10. Lineage-stratified accumulation of the released families as panel size increases. Lines show medians and shaded regions show 95% resampling intervals. The blue curve counts families observed at least once; the orange curve counts families represented in at least five sampled genomes. This is a fixed-catalog sensitivity analysis and does not repeat candidate scanning or de novo clustering.</w:t>
+      </w:r>
+    </w:p>
+    <w:p>
+      <w:r>
+        <w:br w:type="page"/>
+      </w:r>
+    </w:p>
+    <w:p>
+      <w:pPr>
+        <w:pStyle w:val="Heading1"/>
+      </w:pPr>
+      <w:r>
+        <w:t>Supplementary Table S3 Search universe provenance</w:t>
+      </w:r>
+    </w:p>
+    <w:tbl>
+      <w:tblPr>
+        <w:tblStyle w:val="TableGrid"/>
+        <w:tblW w:type="auto" w:w="0"/>
+        <w:tblLook w:firstColumn="1" w:firstRow="1" w:lastColumn="0" w:lastRow="0" w:noHBand="0" w:noVBand="1" w:val="04A0"/>
+      </w:tblPr>
+      <w:tblGrid>
+        <w:gridCol w:w="2340"/>
+        <w:gridCol w:w="2340"/>
+        <w:gridCol w:w="2340"/>
+        <w:gridCol w:w="2340"/>
+      </w:tblGrid>
+      <w:tr>
+        <w:trPr>
+          <w:cantSplit/>
+          <w:tblHeader/>
+        </w:trPr>
+        <w:tc>
+          <w:tcPr>
+            <w:tcW w:type="dxa" w:w="2340"/>
+          </w:tcPr>
+          <w:p>
+            <w:pPr>
+              <w:spacing w:line="240" w:lineRule="auto" w:after="0"/>
+            </w:pPr>
+            <w:r>
+              <w:rPr>
+                <w:rFonts w:ascii="Arial" w:hAnsi="Arial"/>
+                <w:b/>
+                <w:sz w:val="16"/>
+              </w:rPr>
+              <w:t>Component</w:t>
+            </w:r>
+          </w:p>
+        </w:tc>
+        <w:tc>
+          <w:tcPr>
+            <w:tcW w:type="dxa" w:w="2340"/>
+          </w:tcPr>
+          <w:p>
+            <w:pPr>
+              <w:spacing w:line="240" w:lineRule="auto" w:after="0"/>
+            </w:pPr>
+            <w:r>
+              <w:rPr>
+                <w:rFonts w:ascii="Arial" w:hAnsi="Arial"/>
+                <w:b/>
+                <w:sz w:val="16"/>
+              </w:rPr>
+              <w:t>Reported count</w:t>
+            </w:r>
+          </w:p>
+        </w:tc>
+        <w:tc>
+          <w:tcPr>
+            <w:tcW w:type="dxa" w:w="2340"/>
+          </w:tcPr>
+          <w:p>
+            <w:pPr>
+              <w:spacing w:line="240" w:lineRule="auto" w:after="0"/>
+            </w:pPr>
+            <w:r>
+              <w:rPr>
+                <w:rFonts w:ascii="Arial" w:hAnsi="Arial"/>
+                <w:b/>
+                <w:sz w:val="16"/>
+              </w:rPr>
+              <w:t>Identifiers available</w:t>
+            </w:r>
+          </w:p>
+        </w:tc>
+        <w:tc>
+          <w:tcPr>
+            <w:tcW w:type="dxa" w:w="2340"/>
+          </w:tcPr>
+          <w:p>
+            <w:pPr>
+              <w:spacing w:line="240" w:lineRule="auto" w:after="0"/>
+            </w:pPr>
+            <w:r>
+              <w:rPr>
+                <w:rFonts w:ascii="Arial" w:hAnsi="Arial"/>
+                <w:b/>
+                <w:sz w:val="16"/>
+              </w:rPr>
+              <w:t>Status</w:t>
+            </w:r>
+          </w:p>
+        </w:tc>
+      </w:tr>
+      <w:tr>
+        <w:trPr>
+          <w:cantSplit/>
+        </w:trPr>
+        <w:tc>
+          <w:tcPr>
+            <w:tcW w:type="dxa" w:w="2340"/>
+          </w:tcPr>
+          <w:p>
+            <w:pPr>
+              <w:spacing w:line="240" w:lineRule="auto" w:after="0"/>
+            </w:pPr>
+            <w:r>
+              <w:rPr>
+                <w:rFonts w:ascii="Arial" w:hAnsi="Arial"/>
+                <w:sz w:val="16"/>
+              </w:rPr>
+              <w:t>Target Pfam clans</w:t>
+            </w:r>
+          </w:p>
+        </w:tc>
+        <w:tc>
+          <w:tcPr>
+            <w:tcW w:type="dxa" w:w="2340"/>
+          </w:tcPr>
+          <w:p>
+            <w:pPr>
+              <w:spacing w:line="240" w:lineRule="auto" w:after="0"/>
+            </w:pPr>
+            <w:r>
+              <w:rPr>
+                <w:rFonts w:ascii="Arial" w:hAnsi="Arial"/>
+                <w:sz w:val="16"/>
+              </w:rPr>
+              <w:t>2</w:t>
+            </w:r>
+          </w:p>
+        </w:tc>
+        <w:tc>
+          <w:tcPr>
+            <w:tcW w:type="dxa" w:w="2340"/>
+          </w:tcPr>
+          <w:p>
+            <w:pPr>
+              <w:spacing w:line="240" w:lineRule="auto" w:after="0"/>
+            </w:pPr>
+            <w:r>
+              <w:rPr>
+                <w:rFonts w:ascii="Arial" w:hAnsi="Arial"/>
+                <w:sz w:val="16"/>
+              </w:rPr>
+              <w:t>CL0123; CL0057</w:t>
+            </w:r>
+          </w:p>
+        </w:tc>
+        <w:tc>
+          <w:tcPr>
+            <w:tcW w:type="dxa" w:w="2340"/>
+          </w:tcPr>
+          <w:p>
+            <w:pPr>
+              <w:spacing w:line="240" w:lineRule="auto" w:after="0"/>
+            </w:pPr>
+            <w:r>
+              <w:rPr>
+                <w:rFonts w:ascii="Arial" w:hAnsi="Arial"/>
+                <w:sz w:val="16"/>
+              </w:rPr>
+              <w:t>partially documented</w:t>
+            </w:r>
+          </w:p>
+        </w:tc>
+      </w:tr>
+      <w:tr>
+        <w:trPr>
+          <w:cantSplit/>
+        </w:trPr>
+        <w:tc>
+          <w:tcPr>
+            <w:tcW w:type="dxa" w:w="2340"/>
+          </w:tcPr>
+          <w:p>
+            <w:pPr>
+              <w:spacing w:line="240" w:lineRule="auto" w:after="0"/>
+            </w:pPr>
+            <w:r>
+              <w:rPr>
+                <w:rFonts w:ascii="Arial" w:hAnsi="Arial"/>
+                <w:sz w:val="16"/>
+              </w:rPr>
+              <w:t>Reference families</w:t>
+            </w:r>
+          </w:p>
+        </w:tc>
+        <w:tc>
+          <w:tcPr>
+            <w:tcW w:type="dxa" w:w="2340"/>
+          </w:tcPr>
+          <w:p>
+            <w:pPr>
+              <w:spacing w:line="240" w:lineRule="auto" w:after="0"/>
+            </w:pPr>
+            <w:r>
+              <w:rPr>
+                <w:rFonts w:ascii="Arial" w:hAnsi="Arial"/>
+                <w:sz w:val="16"/>
+              </w:rPr>
+              <w:t>19</w:t>
+            </w:r>
+          </w:p>
+        </w:tc>
+        <w:tc>
+          <w:tcPr>
+            <w:tcW w:type="dxa" w:w="2340"/>
+          </w:tcPr>
+          <w:p>
+            <w:pPr>
+              <w:spacing w:line="240" w:lineRule="auto" w:after="0"/>
+            </w:pPr>
+            <w:r>
+              <w:rPr>
+                <w:rFonts w:ascii="Arial" w:hAnsi="Arial"/>
+                <w:sz w:val="16"/>
+              </w:rPr>
+              <w:t>no</w:t>
+            </w:r>
+          </w:p>
+        </w:tc>
+        <w:tc>
+          <w:tcPr>
+            <w:tcW w:type="dxa" w:w="2340"/>
+          </w:tcPr>
+          <w:p>
+            <w:pPr>
+              <w:spacing w:line="240" w:lineRule="auto" w:after="0"/>
+            </w:pPr>
+            <w:r>
+              <w:rPr>
+                <w:rFonts w:ascii="Arial" w:hAnsi="Arial"/>
+                <w:sz w:val="16"/>
+              </w:rPr>
+              <w:t>unrecoverable historical metadata</w:t>
+            </w:r>
+          </w:p>
+        </w:tc>
+      </w:tr>
+      <w:tr>
+        <w:trPr>
+          <w:cantSplit/>
+        </w:trPr>
+        <w:tc>
+          <w:tcPr>
+            <w:tcW w:type="dxa" w:w="2340"/>
+          </w:tcPr>
+          <w:p>
+            <w:pPr>
+              <w:spacing w:line="240" w:lineRule="auto" w:after="0"/>
+            </w:pPr>
+            <w:r>
+              <w:rPr>
+                <w:rFonts w:ascii="Arial" w:hAnsi="Arial"/>
+                <w:sz w:val="16"/>
+              </w:rPr>
+              <w:t>Reference profile models</w:t>
+            </w:r>
+          </w:p>
+        </w:tc>
+        <w:tc>
+          <w:tcPr>
+            <w:tcW w:type="dxa" w:w="2340"/>
+          </w:tcPr>
+          <w:p>
+            <w:pPr>
+              <w:spacing w:line="240" w:lineRule="auto" w:after="0"/>
+            </w:pPr>
+            <w:r>
+              <w:rPr>
+                <w:rFonts w:ascii="Arial" w:hAnsi="Arial"/>
+                <w:sz w:val="16"/>
+              </w:rPr>
+              <w:t>20</w:t>
+            </w:r>
+          </w:p>
+        </w:tc>
+        <w:tc>
+          <w:tcPr>
+            <w:tcW w:type="dxa" w:w="2340"/>
+          </w:tcPr>
+          <w:p>
+            <w:pPr>
+              <w:spacing w:line="240" w:lineRule="auto" w:after="0"/>
+            </w:pPr>
+            <w:r>
+              <w:rPr>
+                <w:rFonts w:ascii="Arial" w:hAnsi="Arial"/>
+                <w:sz w:val="16"/>
+              </w:rPr>
+              <w:t>no</w:t>
+            </w:r>
+          </w:p>
+        </w:tc>
+        <w:tc>
+          <w:tcPr>
+            <w:tcW w:type="dxa" w:w="2340"/>
+          </w:tcPr>
+          <w:p>
+            <w:pPr>
+              <w:spacing w:line="240" w:lineRule="auto" w:after="0"/>
+            </w:pPr>
+            <w:r>
+              <w:rPr>
+                <w:rFonts w:ascii="Arial" w:hAnsi="Arial"/>
+                <w:sz w:val="16"/>
+              </w:rPr>
+              <w:t>unrecoverable historical metadata</w:t>
+            </w:r>
+          </w:p>
+        </w:tc>
+      </w:tr>
+      <w:tr>
+        <w:trPr>
+          <w:cantSplit/>
+        </w:trPr>
+        <w:tc>
+          <w:tcPr>
+            <w:tcW w:type="dxa" w:w="2340"/>
+          </w:tcPr>
+          <w:p>
+            <w:pPr>
+              <w:spacing w:line="240" w:lineRule="auto" w:after="0"/>
+            </w:pPr>
+            <w:r>
+              <w:rPr>
+                <w:rFonts w:ascii="Arial" w:hAnsi="Arial"/>
+                <w:sz w:val="16"/>
+              </w:rPr>
+              <w:t>Candidate profile models</w:t>
+            </w:r>
+          </w:p>
+        </w:tc>
+        <w:tc>
+          <w:tcPr>
+            <w:tcW w:type="dxa" w:w="2340"/>
+          </w:tcPr>
+          <w:p>
+            <w:pPr>
+              <w:spacing w:line="240" w:lineRule="auto" w:after="0"/>
+            </w:pPr>
+            <w:r>
+              <w:rPr>
+                <w:rFonts w:ascii="Arial" w:hAnsi="Arial"/>
+                <w:sz w:val="16"/>
+              </w:rPr>
+              <w:t>747</w:t>
+            </w:r>
+          </w:p>
+        </w:tc>
+        <w:tc>
+          <w:tcPr>
+            <w:tcW w:type="dxa" w:w="2340"/>
+          </w:tcPr>
+          <w:p>
+            <w:pPr>
+              <w:spacing w:line="240" w:lineRule="auto" w:after="0"/>
+            </w:pPr>
+            <w:r>
+              <w:rPr>
+                <w:rFonts w:ascii="Arial" w:hAnsi="Arial"/>
+                <w:sz w:val="16"/>
+              </w:rPr>
+              <w:t>no</w:t>
+            </w:r>
+          </w:p>
+        </w:tc>
+        <w:tc>
+          <w:tcPr>
+            <w:tcW w:type="dxa" w:w="2340"/>
+          </w:tcPr>
+          <w:p>
+            <w:pPr>
+              <w:spacing w:line="240" w:lineRule="auto" w:after="0"/>
+            </w:pPr>
+            <w:r>
+              <w:rPr>
+                <w:rFonts w:ascii="Arial" w:hAnsi="Arial"/>
+                <w:sz w:val="16"/>
+              </w:rPr>
+              <w:t>unrecoverable historical metadata</w:t>
+            </w:r>
+          </w:p>
+        </w:tc>
+      </w:tr>
+      <w:tr>
+        <w:trPr>
+          <w:cantSplit/>
+        </w:trPr>
+        <w:tc>
+          <w:tcPr>
+            <w:tcW w:type="dxa" w:w="2340"/>
+          </w:tcPr>
+          <w:p>
+            <w:pPr>
+              <w:spacing w:line="240" w:lineRule="auto" w:after="0"/>
+            </w:pPr>
+            <w:r>
+              <w:rPr>
+                <w:rFonts w:ascii="Arial" w:hAnsi="Arial"/>
+                <w:sz w:val="16"/>
+              </w:rPr>
+              <w:t>Released catalog family HMMs</w:t>
+            </w:r>
+          </w:p>
+        </w:tc>
+        <w:tc>
+          <w:tcPr>
+            <w:tcW w:type="dxa" w:w="2340"/>
+          </w:tcPr>
+          <w:p>
+            <w:pPr>
+              <w:spacing w:line="240" w:lineRule="auto" w:after="0"/>
+            </w:pPr>
+            <w:r>
+              <w:rPr>
+                <w:rFonts w:ascii="Arial" w:hAnsi="Arial"/>
+                <w:sz w:val="16"/>
+              </w:rPr>
+              <w:t>250</w:t>
+            </w:r>
+          </w:p>
+        </w:tc>
+        <w:tc>
+          <w:tcPr>
+            <w:tcW w:type="dxa" w:w="2340"/>
+          </w:tcPr>
+          <w:p>
+            <w:pPr>
+              <w:spacing w:line="240" w:lineRule="auto" w:after="0"/>
+            </w:pPr>
+            <w:r>
+              <w:rPr>
+                <w:rFonts w:ascii="Arial" w:hAnsi="Arial"/>
+                <w:sz w:val="16"/>
+              </w:rPr>
+              <w:t>yes</w:t>
+            </w:r>
+          </w:p>
+        </w:tc>
+        <w:tc>
+          <w:tcPr>
+            <w:tcW w:type="dxa" w:w="2340"/>
+          </w:tcPr>
+          <w:p>
+            <w:pPr>
+              <w:spacing w:line="240" w:lineRule="auto" w:after="0"/>
+            </w:pPr>
+            <w:r>
+              <w:rPr>
+                <w:rFonts w:ascii="Arial" w:hAnsi="Arial"/>
+                <w:sz w:val="16"/>
+              </w:rPr>
+              <w:t>deposited</w:t>
+            </w:r>
+          </w:p>
+        </w:tc>
+      </w:tr>
+    </w:tbl>
+    <w:p>
+      <w:r>
+        <w:t>The derived 250-family HMM library is deposited, but it does not replace the unavailable historical Pfam profile inventory. No profile accession or database release has been inferred retrospectively.</w:t>
+      </w:r>
+    </w:p>
+    <w:p>
+      <w:pPr>
+        <w:pStyle w:val="Heading1"/>
+      </w:pPr>
+      <w:r>
+        <w:t>Supplementary Table S4 Taxonomic group mapping</w:t>
+      </w:r>
+    </w:p>
+    <w:tbl>
+      <w:tblPr>
+        <w:tblStyle w:val="TableGrid"/>
+        <w:tblW w:type="auto" w:w="0"/>
+        <w:tblLook w:firstColumn="1" w:firstRow="1" w:lastColumn="0" w:lastRow="0" w:noHBand="0" w:noVBand="1" w:val="04A0"/>
+      </w:tblPr>
+      <w:tblGrid>
+        <w:gridCol w:w="2340"/>
+        <w:gridCol w:w="2340"/>
+        <w:gridCol w:w="2340"/>
+        <w:gridCol w:w="2340"/>
+      </w:tblGrid>
+      <w:tr>
+        <w:trPr>
+          <w:cantSplit/>
+          <w:tblHeader/>
+        </w:trPr>
+        <w:tc>
+          <w:tcPr>
+            <w:tcW w:type="dxa" w:w="2340"/>
+          </w:tcPr>
+          <w:p>
+            <w:pPr>
+              <w:spacing w:line="240" w:lineRule="auto" w:after="0"/>
+            </w:pPr>
+            <w:r>
+              <w:rPr>
+                <w:rFonts w:ascii="Arial" w:hAnsi="Arial"/>
+                <w:b/>
+                <w:sz w:val="16"/>
+              </w:rPr>
+              <w:t>Display label</w:t>
+            </w:r>
+          </w:p>
+        </w:tc>
+        <w:tc>
+          <w:tcPr>
+            <w:tcW w:type="dxa" w:w="2340"/>
+          </w:tcPr>
+          <w:p>
+            <w:pPr>
+              <w:spacing w:line="240" w:lineRule="auto" w:after="0"/>
+            </w:pPr>
+            <w:r>
+              <w:rPr>
+                <w:rFonts w:ascii="Arial" w:hAnsi="Arial"/>
+                <w:b/>
+                <w:sz w:val="16"/>
+              </w:rPr>
+              <w:t>Discovery genomes</w:t>
+            </w:r>
+          </w:p>
+        </w:tc>
+        <w:tc>
+          <w:tcPr>
+            <w:tcW w:type="dxa" w:w="2340"/>
+          </w:tcPr>
+          <w:p>
+            <w:pPr>
+              <w:spacing w:line="240" w:lineRule="auto" w:after="0"/>
+            </w:pPr>
+            <w:r>
+              <w:rPr>
+                <w:rFonts w:ascii="Arial" w:hAnsi="Arial"/>
+                <w:b/>
+                <w:sz w:val="16"/>
+              </w:rPr>
+              <w:t>Accounting genomes</w:t>
+            </w:r>
+          </w:p>
+        </w:tc>
+        <w:tc>
+          <w:tcPr>
+            <w:tcW w:type="dxa" w:w="2340"/>
+          </w:tcPr>
+          <w:p>
+            <w:pPr>
+              <w:spacing w:line="240" w:lineRule="auto" w:after="0"/>
+            </w:pPr>
+            <w:r>
+              <w:rPr>
+                <w:rFonts w:ascii="Arial" w:hAnsi="Arial"/>
+                <w:b/>
+                <w:sz w:val="16"/>
+              </w:rPr>
+              <w:t>Definition limit</w:t>
+            </w:r>
+          </w:p>
+        </w:tc>
+      </w:tr>
+      <w:tr>
+        <w:trPr>
+          <w:cantSplit/>
+        </w:trPr>
+        <w:tc>
+          <w:tcPr>
+            <w:tcW w:type="dxa" w:w="2340"/>
+          </w:tcPr>
+          <w:p>
+            <w:pPr>
+              <w:spacing w:line="240" w:lineRule="auto" w:after="0"/>
+            </w:pPr>
+            <w:r>
+              <w:rPr>
+                <w:rFonts w:ascii="Arial" w:hAnsi="Arial"/>
+                <w:sz w:val="16"/>
+              </w:rPr>
+              <w:t>Euryarchaeota</w:t>
+            </w:r>
+          </w:p>
+        </w:tc>
+        <w:tc>
+          <w:tcPr>
+            <w:tcW w:type="dxa" w:w="2340"/>
+          </w:tcPr>
+          <w:p>
+            <w:pPr>
+              <w:spacing w:line="240" w:lineRule="auto" w:after="0"/>
+            </w:pPr>
+            <w:r>
+              <w:rPr>
+                <w:rFonts w:ascii="Arial" w:hAnsi="Arial"/>
+                <w:sz w:val="16"/>
+              </w:rPr>
+              <w:t>140</w:t>
+            </w:r>
+          </w:p>
+        </w:tc>
+        <w:tc>
+          <w:tcPr>
+            <w:tcW w:type="dxa" w:w="2340"/>
+          </w:tcPr>
+          <w:p>
+            <w:pPr>
+              <w:spacing w:line="240" w:lineRule="auto" w:after="0"/>
+            </w:pPr>
+            <w:r>
+              <w:rPr>
+                <w:rFonts w:ascii="Arial" w:hAnsi="Arial"/>
+                <w:sz w:val="16"/>
+              </w:rPr>
+              <w:t>2378</w:t>
+            </w:r>
+          </w:p>
+        </w:tc>
+        <w:tc>
+          <w:tcPr>
+            <w:tcW w:type="dxa" w:w="2340"/>
+          </w:tcPr>
+          <w:p>
+            <w:pPr>
+              <w:spacing w:line="240" w:lineRule="auto" w:after="0"/>
+            </w:pPr>
+            <w:r>
+              <w:rPr>
+                <w:rFonts w:ascii="Arial" w:hAnsi="Arial"/>
+                <w:sz w:val="16"/>
+              </w:rPr>
+              <w:t>Historical major-group assignment; exact GTDB release unavailable</w:t>
+            </w:r>
+          </w:p>
+        </w:tc>
+      </w:tr>
+      <w:tr>
+        <w:trPr>
+          <w:cantSplit/>
+        </w:trPr>
+        <w:tc>
+          <w:tcPr>
+            <w:tcW w:type="dxa" w:w="2340"/>
+          </w:tcPr>
+          <w:p>
+            <w:pPr>
+              <w:spacing w:line="240" w:lineRule="auto" w:after="0"/>
+            </w:pPr>
+            <w:r>
+              <w:rPr>
+                <w:rFonts w:ascii="Arial" w:hAnsi="Arial"/>
+                <w:sz w:val="16"/>
+              </w:rPr>
+              <w:t>Crenarchaeota within TACK</w:t>
+            </w:r>
+          </w:p>
+        </w:tc>
+        <w:tc>
+          <w:tcPr>
+            <w:tcW w:type="dxa" w:w="2340"/>
+          </w:tcPr>
+          <w:p>
+            <w:pPr>
+              <w:spacing w:line="240" w:lineRule="auto" w:after="0"/>
+            </w:pPr>
+            <w:r>
+              <w:rPr>
+                <w:rFonts w:ascii="Arial" w:hAnsi="Arial"/>
+                <w:sz w:val="16"/>
+              </w:rPr>
+              <w:t>70</w:t>
+            </w:r>
+          </w:p>
+        </w:tc>
+        <w:tc>
+          <w:tcPr>
+            <w:tcW w:type="dxa" w:w="2340"/>
+          </w:tcPr>
+          <w:p>
+            <w:pPr>
+              <w:spacing w:line="240" w:lineRule="auto" w:after="0"/>
+            </w:pPr>
+            <w:r>
+              <w:rPr>
+                <w:rFonts w:ascii="Arial" w:hAnsi="Arial"/>
+                <w:sz w:val="16"/>
+              </w:rPr>
+              <w:t>270</w:t>
+            </w:r>
+          </w:p>
+        </w:tc>
+        <w:tc>
+          <w:tcPr>
+            <w:tcW w:type="dxa" w:w="2340"/>
+          </w:tcPr>
+          <w:p>
+            <w:pPr>
+              <w:spacing w:line="240" w:lineRule="auto" w:after="0"/>
+            </w:pPr>
+            <w:r>
+              <w:rPr>
+                <w:rFonts w:ascii="Arial" w:hAnsi="Arial"/>
+                <w:sz w:val="16"/>
+              </w:rPr>
+              <w:t>Mutually exclusive historical major-group assignment</w:t>
+            </w:r>
+          </w:p>
+        </w:tc>
+      </w:tr>
+      <w:tr>
+        <w:trPr>
+          <w:cantSplit/>
+        </w:trPr>
+        <w:tc>
+          <w:tcPr>
+            <w:tcW w:type="dxa" w:w="2340"/>
+          </w:tcPr>
+          <w:p>
+            <w:pPr>
+              <w:spacing w:line="240" w:lineRule="auto" w:after="0"/>
+            </w:pPr>
+            <w:r>
+              <w:rPr>
+                <w:rFonts w:ascii="Arial" w:hAnsi="Arial"/>
+                <w:sz w:val="16"/>
+              </w:rPr>
+              <w:t>Thaumarchaeota within TACK</w:t>
+            </w:r>
+          </w:p>
+        </w:tc>
+        <w:tc>
+          <w:tcPr>
+            <w:tcW w:type="dxa" w:w="2340"/>
+          </w:tcPr>
+          <w:p>
+            <w:pPr>
+              <w:spacing w:line="240" w:lineRule="auto" w:after="0"/>
+            </w:pPr>
+            <w:r>
+              <w:rPr>
+                <w:rFonts w:ascii="Arial" w:hAnsi="Arial"/>
+                <w:sz w:val="16"/>
+              </w:rPr>
+              <w:t>51</w:t>
+            </w:r>
+          </w:p>
+        </w:tc>
+        <w:tc>
+          <w:tcPr>
+            <w:tcW w:type="dxa" w:w="2340"/>
+          </w:tcPr>
+          <w:p>
+            <w:pPr>
+              <w:spacing w:line="240" w:lineRule="auto" w:after="0"/>
+            </w:pPr>
+            <w:r>
+              <w:rPr>
+                <w:rFonts w:ascii="Arial" w:hAnsi="Arial"/>
+                <w:sz w:val="16"/>
+              </w:rPr>
+              <w:t>283</w:t>
+            </w:r>
+          </w:p>
+        </w:tc>
+        <w:tc>
+          <w:tcPr>
+            <w:tcW w:type="dxa" w:w="2340"/>
+          </w:tcPr>
+          <w:p>
+            <w:pPr>
+              <w:spacing w:line="240" w:lineRule="auto" w:after="0"/>
+            </w:pPr>
+            <w:r>
+              <w:rPr>
+                <w:rFonts w:ascii="Arial" w:hAnsi="Arial"/>
+                <w:sz w:val="16"/>
+              </w:rPr>
+              <w:t>Mutually exclusive historical major-group assignment</w:t>
+            </w:r>
+          </w:p>
+        </w:tc>
+      </w:tr>
+      <w:tr>
+        <w:trPr>
+          <w:cantSplit/>
+        </w:trPr>
+        <w:tc>
+          <w:tcPr>
+            <w:tcW w:type="dxa" w:w="2340"/>
+          </w:tcPr>
+          <w:p>
+            <w:pPr>
+              <w:spacing w:line="240" w:lineRule="auto" w:after="0"/>
+            </w:pPr>
+            <w:r>
+              <w:rPr>
+                <w:rFonts w:ascii="Arial" w:hAnsi="Arial"/>
+                <w:sz w:val="16"/>
+              </w:rPr>
+              <w:t>Other deep TACK</w:t>
+            </w:r>
+          </w:p>
+        </w:tc>
+        <w:tc>
+          <w:tcPr>
+            <w:tcW w:type="dxa" w:w="2340"/>
+          </w:tcPr>
+          <w:p>
+            <w:pPr>
+              <w:spacing w:line="240" w:lineRule="auto" w:after="0"/>
+            </w:pPr>
+            <w:r>
+              <w:rPr>
+                <w:rFonts w:ascii="Arial" w:hAnsi="Arial"/>
+                <w:sz w:val="16"/>
+              </w:rPr>
+              <w:t>15</w:t>
+            </w:r>
+          </w:p>
+        </w:tc>
+        <w:tc>
+          <w:tcPr>
+            <w:tcW w:type="dxa" w:w="2340"/>
+          </w:tcPr>
+          <w:p>
+            <w:pPr>
+              <w:spacing w:line="240" w:lineRule="auto" w:after="0"/>
+            </w:pPr>
+            <w:r>
+              <w:rPr>
+                <w:rFonts w:ascii="Arial" w:hAnsi="Arial"/>
+                <w:sz w:val="16"/>
+              </w:rPr>
+              <w:t>302</w:t>
+            </w:r>
+          </w:p>
+        </w:tc>
+        <w:tc>
+          <w:tcPr>
+            <w:tcW w:type="dxa" w:w="2340"/>
+          </w:tcPr>
+          <w:p>
+            <w:pPr>
+              <w:spacing w:line="240" w:lineRule="auto" w:after="0"/>
+            </w:pPr>
+            <w:r>
+              <w:rPr>
+                <w:rFonts w:ascii="Arial" w:hAnsi="Arial"/>
+                <w:sz w:val="16"/>
+              </w:rPr>
+              <w:t>Excludes Crenarchaeota, Thaumarchaeota and Korarchaeota categories</w:t>
+            </w:r>
+          </w:p>
+        </w:tc>
+      </w:tr>
+      <w:tr>
+        <w:trPr>
+          <w:cantSplit/>
+        </w:trPr>
+        <w:tc>
+          <w:tcPr>
+            <w:tcW w:type="dxa" w:w="2340"/>
+          </w:tcPr>
+          <w:p>
+            <w:pPr>
+              <w:spacing w:line="240" w:lineRule="auto" w:after="0"/>
+            </w:pPr>
+            <w:r>
+              <w:rPr>
+                <w:rFonts w:ascii="Arial" w:hAnsi="Arial"/>
+                <w:sz w:val="16"/>
+              </w:rPr>
+              <w:t>Korarchaeota within TACK</w:t>
+            </w:r>
+          </w:p>
+        </w:tc>
+        <w:tc>
+          <w:tcPr>
+            <w:tcW w:type="dxa" w:w="2340"/>
+          </w:tcPr>
+          <w:p>
+            <w:pPr>
+              <w:spacing w:line="240" w:lineRule="auto" w:after="0"/>
+            </w:pPr>
+            <w:r>
+              <w:rPr>
+                <w:rFonts w:ascii="Arial" w:hAnsi="Arial"/>
+                <w:sz w:val="16"/>
+              </w:rPr>
+              <w:t>3</w:t>
+            </w:r>
+          </w:p>
+        </w:tc>
+        <w:tc>
+          <w:tcPr>
+            <w:tcW w:type="dxa" w:w="2340"/>
+          </w:tcPr>
+          <w:p>
+            <w:pPr>
+              <w:spacing w:line="240" w:lineRule="auto" w:after="0"/>
+            </w:pPr>
+            <w:r>
+              <w:rPr>
+                <w:rFonts w:ascii="Arial" w:hAnsi="Arial"/>
+                <w:sz w:val="16"/>
+              </w:rPr>
+              <w:t>7</w:t>
+            </w:r>
+          </w:p>
+        </w:tc>
+        <w:tc>
+          <w:tcPr>
+            <w:tcW w:type="dxa" w:w="2340"/>
+          </w:tcPr>
+          <w:p>
+            <w:pPr>
+              <w:spacing w:line="240" w:lineRule="auto" w:after="0"/>
+            </w:pPr>
+            <w:r>
+              <w:rPr>
+                <w:rFonts w:ascii="Arial" w:hAnsi="Arial"/>
+                <w:sz w:val="16"/>
+              </w:rPr>
+              <w:t>Mutually exclusive historical major-group assignment</w:t>
+            </w:r>
+          </w:p>
+        </w:tc>
+      </w:tr>
+      <w:tr>
+        <w:trPr>
+          <w:cantSplit/>
+        </w:trPr>
+        <w:tc>
+          <w:tcPr>
+            <w:tcW w:type="dxa" w:w="2340"/>
+          </w:tcPr>
+          <w:p>
+            <w:pPr>
+              <w:spacing w:line="240" w:lineRule="auto" w:after="0"/>
+            </w:pPr>
+            <w:r>
+              <w:rPr>
+                <w:rFonts w:ascii="Arial" w:hAnsi="Arial"/>
+                <w:sz w:val="16"/>
+              </w:rPr>
+              <w:t>DPANN</w:t>
+            </w:r>
+          </w:p>
+        </w:tc>
+        <w:tc>
+          <w:tcPr>
+            <w:tcW w:type="dxa" w:w="2340"/>
+          </w:tcPr>
+          <w:p>
+            <w:pPr>
+              <w:spacing w:line="240" w:lineRule="auto" w:after="0"/>
+            </w:pPr>
+            <w:r>
+              <w:rPr>
+                <w:rFonts w:ascii="Arial" w:hAnsi="Arial"/>
+                <w:sz w:val="16"/>
+              </w:rPr>
+              <w:t>33</w:t>
+            </w:r>
+          </w:p>
+        </w:tc>
+        <w:tc>
+          <w:tcPr>
+            <w:tcW w:type="dxa" w:w="2340"/>
+          </w:tcPr>
+          <w:p>
+            <w:pPr>
+              <w:spacing w:line="240" w:lineRule="auto" w:after="0"/>
+            </w:pPr>
+            <w:r>
+              <w:rPr>
+                <w:rFonts w:ascii="Arial" w:hAnsi="Arial"/>
+                <w:sz w:val="16"/>
+              </w:rPr>
+              <w:t>228</w:t>
+            </w:r>
+          </w:p>
+        </w:tc>
+        <w:tc>
+          <w:tcPr>
+            <w:tcW w:type="dxa" w:w="2340"/>
+          </w:tcPr>
+          <w:p>
+            <w:pPr>
+              <w:spacing w:line="240" w:lineRule="auto" w:after="0"/>
+            </w:pPr>
+            <w:r>
+              <w:rPr>
+                <w:rFonts w:ascii="Arial" w:hAnsi="Arial"/>
+                <w:sz w:val="16"/>
+              </w:rPr>
+              <w:t>Historical major-group assignment; exact GTDB release unavailable</w:t>
+            </w:r>
+          </w:p>
+        </w:tc>
+      </w:tr>
+      <w:tr>
+        <w:trPr>
+          <w:cantSplit/>
+        </w:trPr>
+        <w:tc>
+          <w:tcPr>
+            <w:tcW w:type="dxa" w:w="2340"/>
+          </w:tcPr>
+          <w:p>
+            <w:pPr>
+              <w:spacing w:line="240" w:lineRule="auto" w:after="0"/>
+            </w:pPr>
+            <w:r>
+              <w:rPr>
+                <w:rFonts w:ascii="Arial" w:hAnsi="Arial"/>
+                <w:sz w:val="16"/>
+              </w:rPr>
+              <w:t>Asgardarchaeota</w:t>
+            </w:r>
+          </w:p>
+        </w:tc>
+        <w:tc>
+          <w:tcPr>
+            <w:tcW w:type="dxa" w:w="2340"/>
+          </w:tcPr>
+          <w:p>
+            <w:pPr>
+              <w:spacing w:line="240" w:lineRule="auto" w:after="0"/>
+            </w:pPr>
+            <w:r>
+              <w:rPr>
+                <w:rFonts w:ascii="Arial" w:hAnsi="Arial"/>
+                <w:sz w:val="16"/>
+              </w:rPr>
+              <w:t>19</w:t>
+            </w:r>
+          </w:p>
+        </w:tc>
+        <w:tc>
+          <w:tcPr>
+            <w:tcW w:type="dxa" w:w="2340"/>
+          </w:tcPr>
+          <w:p>
+            <w:pPr>
+              <w:spacing w:line="240" w:lineRule="auto" w:after="0"/>
+            </w:pPr>
+            <w:r>
+              <w:rPr>
+                <w:rFonts w:ascii="Arial" w:hAnsi="Arial"/>
+                <w:sz w:val="16"/>
+              </w:rPr>
+              <w:t>58</w:t>
+            </w:r>
+          </w:p>
+        </w:tc>
+        <w:tc>
+          <w:tcPr>
+            <w:tcW w:type="dxa" w:w="2340"/>
+          </w:tcPr>
+          <w:p>
+            <w:pPr>
+              <w:spacing w:line="240" w:lineRule="auto" w:after="0"/>
+            </w:pPr>
+            <w:r>
+              <w:rPr>
+                <w:rFonts w:ascii="Arial" w:hAnsi="Arial"/>
+                <w:sz w:val="16"/>
+              </w:rPr>
+              <w:t>Historical major-group assignment; exact GTDB release unavailable</w:t>
+            </w:r>
+          </w:p>
+        </w:tc>
+      </w:tr>
+    </w:tbl>
+    <w:p>
+      <w:pPr>
+        <w:pStyle w:val="Heading1"/>
+      </w:pPr>
+      <w:r>
+        <w:t>Supplementary Table S5 Catalog-wide complete-genus validation</w:t>
+      </w:r>
+    </w:p>
+    <w:tbl>
+      <w:tblPr>
+        <w:tblStyle w:val="TableGrid"/>
+        <w:tblW w:type="auto" w:w="0"/>
+        <w:tblLook w:firstColumn="1" w:firstRow="1" w:lastColumn="0" w:lastRow="0" w:noHBand="0" w:noVBand="1" w:val="04A0"/>
+      </w:tblPr>
+      <w:tblGrid>
+        <w:gridCol w:w="4680"/>
+        <w:gridCol w:w="4680"/>
+      </w:tblGrid>
+      <w:tr>
+        <w:trPr>
+          <w:cantSplit/>
+          <w:tblHeader/>
+        </w:trPr>
+        <w:tc>
+          <w:tcPr>
+            <w:tcW w:type="dxa" w:w="4680"/>
+          </w:tcPr>
+          <w:p>
+            <w:pPr>
+              <w:spacing w:line="240" w:lineRule="auto" w:after="0"/>
+            </w:pPr>
+            <w:r>
+              <w:rPr>
+                <w:rFonts w:ascii="Arial" w:hAnsi="Arial"/>
+                <w:b/>
+                <w:sz w:val="16"/>
+              </w:rPr>
+              <w:t>Measure</w:t>
+            </w:r>
+          </w:p>
+        </w:tc>
+        <w:tc>
+          <w:tcPr>
+            <w:tcW w:type="dxa" w:w="4680"/>
+          </w:tcPr>
+          <w:p>
+            <w:pPr>
+              <w:spacing w:line="240" w:lineRule="auto" w:after="0"/>
+            </w:pPr>
+            <w:r>
+              <w:rPr>
+                <w:rFonts w:ascii="Arial" w:hAnsi="Arial"/>
+                <w:b/>
+                <w:sz w:val="16"/>
+              </w:rPr>
+              <w:t>Value</w:t>
+            </w:r>
+          </w:p>
+        </w:tc>
+      </w:tr>
+      <w:tr>
+        <w:trPr>
+          <w:cantSplit/>
+        </w:trPr>
+        <w:tc>
+          <w:tcPr>
+            <w:tcW w:type="dxa" w:w="4680"/>
+          </w:tcPr>
+          <w:p>
+            <w:pPr>
+              <w:spacing w:line="240" w:lineRule="auto" w:after="0"/>
+            </w:pPr>
+            <w:r>
+              <w:rPr>
+                <w:rFonts w:ascii="Arial" w:hAnsi="Arial"/>
+                <w:sz w:val="16"/>
+              </w:rPr>
+              <w:t>Catalog families</w:t>
+            </w:r>
+          </w:p>
+        </w:tc>
+        <w:tc>
+          <w:tcPr>
+            <w:tcW w:type="dxa" w:w="4680"/>
+          </w:tcPr>
+          <w:p>
+            <w:pPr>
+              <w:spacing w:line="240" w:lineRule="auto" w:after="0"/>
+            </w:pPr>
+            <w:r>
+              <w:rPr>
+                <w:rFonts w:ascii="Arial" w:hAnsi="Arial"/>
+                <w:sz w:val="16"/>
+              </w:rPr>
+              <w:t>250</w:t>
+            </w:r>
+          </w:p>
+        </w:tc>
+      </w:tr>
+      <w:tr>
+        <w:trPr>
+          <w:cantSplit/>
+        </w:trPr>
+        <w:tc>
+          <w:tcPr>
+            <w:tcW w:type="dxa" w:w="4680"/>
+          </w:tcPr>
+          <w:p>
+            <w:pPr>
+              <w:spacing w:line="240" w:lineRule="auto" w:after="0"/>
+            </w:pPr>
+            <w:r>
+              <w:rPr>
+                <w:rFonts w:ascii="Arial" w:hAnsi="Arial"/>
+                <w:sz w:val="16"/>
+              </w:rPr>
+              <w:t>Evaluable families</w:t>
+            </w:r>
+          </w:p>
+        </w:tc>
+        <w:tc>
+          <w:tcPr>
+            <w:tcW w:type="dxa" w:w="4680"/>
+          </w:tcPr>
+          <w:p>
+            <w:pPr>
+              <w:spacing w:line="240" w:lineRule="auto" w:after="0"/>
+            </w:pPr>
+            <w:r>
+              <w:rPr>
+                <w:rFonts w:ascii="Arial" w:hAnsi="Arial"/>
+                <w:sz w:val="16"/>
+              </w:rPr>
+              <w:t>245</w:t>
+            </w:r>
+          </w:p>
+        </w:tc>
+      </w:tr>
+      <w:tr>
+        <w:trPr>
+          <w:cantSplit/>
+        </w:trPr>
+        <w:tc>
+          <w:tcPr>
+            <w:tcW w:type="dxa" w:w="4680"/>
+          </w:tcPr>
+          <w:p>
+            <w:pPr>
+              <w:spacing w:line="240" w:lineRule="auto" w:after="0"/>
+            </w:pPr>
+            <w:r>
+              <w:rPr>
+                <w:rFonts w:ascii="Arial" w:hAnsi="Arial"/>
+                <w:sz w:val="16"/>
+              </w:rPr>
+              <w:t>Evaluable sequences</w:t>
+            </w:r>
+          </w:p>
+        </w:tc>
+        <w:tc>
+          <w:tcPr>
+            <w:tcW w:type="dxa" w:w="4680"/>
+          </w:tcPr>
+          <w:p>
+            <w:pPr>
+              <w:spacing w:line="240" w:lineRule="auto" w:after="0"/>
+            </w:pPr>
+            <w:r>
+              <w:rPr>
+                <w:rFonts w:ascii="Arial" w:hAnsi="Arial"/>
+                <w:sz w:val="16"/>
+              </w:rPr>
+              <w:t>13166</w:t>
+            </w:r>
+          </w:p>
+        </w:tc>
+      </w:tr>
+      <w:tr>
+        <w:trPr>
+          <w:cantSplit/>
+        </w:trPr>
+        <w:tc>
+          <w:tcPr>
+            <w:tcW w:type="dxa" w:w="4680"/>
+          </w:tcPr>
+          <w:p>
+            <w:pPr>
+              <w:spacing w:line="240" w:lineRule="auto" w:after="0"/>
+            </w:pPr>
+            <w:r>
+              <w:rPr>
+                <w:rFonts w:ascii="Arial" w:hAnsi="Arial"/>
+                <w:sz w:val="16"/>
+              </w:rPr>
+              <w:t>Micro-accuracy</w:t>
+            </w:r>
+          </w:p>
+        </w:tc>
+        <w:tc>
+          <w:tcPr>
+            <w:tcW w:type="dxa" w:w="4680"/>
+          </w:tcPr>
+          <w:p>
+            <w:pPr>
+              <w:spacing w:line="240" w:lineRule="auto" w:after="0"/>
+            </w:pPr>
+            <w:r>
+              <w:rPr>
+                <w:rFonts w:ascii="Arial" w:hAnsi="Arial"/>
+                <w:sz w:val="16"/>
+              </w:rPr>
+              <w:t>0.767</w:t>
+            </w:r>
+          </w:p>
+        </w:tc>
+      </w:tr>
+      <w:tr>
+        <w:trPr>
+          <w:cantSplit/>
+        </w:trPr>
+        <w:tc>
+          <w:tcPr>
+            <w:tcW w:type="dxa" w:w="4680"/>
+          </w:tcPr>
+          <w:p>
+            <w:pPr>
+              <w:spacing w:line="240" w:lineRule="auto" w:after="0"/>
+            </w:pPr>
+            <w:r>
+              <w:rPr>
+                <w:rFonts w:ascii="Arial" w:hAnsi="Arial"/>
+                <w:sz w:val="16"/>
+              </w:rPr>
+              <w:t>Macro family accuracy</w:t>
+            </w:r>
+          </w:p>
+        </w:tc>
+        <w:tc>
+          <w:tcPr>
+            <w:tcW w:type="dxa" w:w="4680"/>
+          </w:tcPr>
+          <w:p>
+            <w:pPr>
+              <w:spacing w:line="240" w:lineRule="auto" w:after="0"/>
+            </w:pPr>
+            <w:r>
+              <w:rPr>
+                <w:rFonts w:ascii="Arial" w:hAnsi="Arial"/>
+                <w:sz w:val="16"/>
+              </w:rPr>
+              <w:t>0.721</w:t>
+            </w:r>
+          </w:p>
+        </w:tc>
+      </w:tr>
+      <w:tr>
+        <w:trPr>
+          <w:cantSplit/>
+        </w:trPr>
+        <w:tc>
+          <w:tcPr>
+            <w:tcW w:type="dxa" w:w="4680"/>
+          </w:tcPr>
+          <w:p>
+            <w:pPr>
+              <w:spacing w:line="240" w:lineRule="auto" w:after="0"/>
+            </w:pPr>
+            <w:r>
+              <w:rPr>
+                <w:rFonts w:ascii="Arial" w:hAnsi="Arial"/>
+                <w:sz w:val="16"/>
+              </w:rPr>
+              <w:t>Median family accuracy</w:t>
+            </w:r>
+          </w:p>
+        </w:tc>
+        <w:tc>
+          <w:tcPr>
+            <w:tcW w:type="dxa" w:w="4680"/>
+          </w:tcPr>
+          <w:p>
+            <w:pPr>
+              <w:spacing w:line="240" w:lineRule="auto" w:after="0"/>
+            </w:pPr>
+            <w:r>
+              <w:rPr>
+                <w:rFonts w:ascii="Arial" w:hAnsi="Arial"/>
+                <w:sz w:val="16"/>
+              </w:rPr>
+              <w:t>0.826</w:t>
+            </w:r>
+          </w:p>
+        </w:tc>
+      </w:tr>
+      <w:tr>
+        <w:trPr>
+          <w:cantSplit/>
+        </w:trPr>
+        <w:tc>
+          <w:tcPr>
+            <w:tcW w:type="dxa" w:w="4680"/>
+          </w:tcPr>
+          <w:p>
+            <w:pPr>
+              <w:spacing w:line="240" w:lineRule="auto" w:after="0"/>
+            </w:pPr>
+            <w:r>
+              <w:rPr>
+                <w:rFonts w:ascii="Arial" w:hAnsi="Arial"/>
+                <w:sz w:val="16"/>
+              </w:rPr>
+              <w:t>Families with positive median margin</w:t>
+            </w:r>
+          </w:p>
+        </w:tc>
+        <w:tc>
+          <w:tcPr>
+            <w:tcW w:type="dxa" w:w="4680"/>
+          </w:tcPr>
+          <w:p>
+            <w:pPr>
+              <w:spacing w:line="240" w:lineRule="auto" w:after="0"/>
+            </w:pPr>
+            <w:r>
+              <w:rPr>
+                <w:rFonts w:ascii="Arial" w:hAnsi="Arial"/>
+                <w:sz w:val="16"/>
+              </w:rPr>
+              <w:t>197</w:t>
+            </w:r>
+          </w:p>
+        </w:tc>
+      </w:tr>
+    </w:tbl>
+    <w:p>
+      <w:r>
+        <w:br w:type="page"/>
+      </w:r>
+    </w:p>
+    <w:p>
+      <w:pPr>
+        <w:pStyle w:val="Heading1"/>
+      </w:pPr>
+      <w:r>
+        <w:t>Supplementary Figure S11</w:t>
+      </w:r>
+    </w:p>
+    <w:p>
+      <w:pPr>
+        <w:jc w:val="center"/>
+      </w:pPr>
+      <w:r>
+        <w:drawing>
+          <wp:inline xmlns:a="http://schemas.openxmlformats.org/drawingml/2006/main" xmlns:pic="http://schemas.openxmlformats.org/drawingml/2006/picture">
+            <wp:extent cx="5669280" cy="2668699"/>
+            <wp:docPr id="11" name="Picture 11"/>
+            <wp:cNvGraphicFramePr>
+              <a:graphicFrameLocks noChangeAspect="1"/>
+            </wp:cNvGraphicFramePr>
+            <a:graphic>
+              <a:graphicData uri="http://schemas.openxmlformats.org/drawingml/2006/picture">
+                <pic:pic>
+                  <pic:nvPicPr>
+                    <pic:cNvPr id="0" name="FigureS15_catalog_wide_genus_blocked_separability.png"/>
+                    <pic:cNvPicPr/>
+                  </pic:nvPicPr>
+                  <pic:blipFill>
+                    <a:blip r:embed="rId20"/>
+                    <a:stretch>
+                      <a:fillRect/>
+                    </a:stretch>
+                  </pic:blipFill>
+                  <pic:spPr>
+                    <a:xfrm>
+                      <a:off x="0" y="0"/>
+                      <a:ext cx="5669280" cy="2668699"/>
+                    </a:xfrm>
+                    <a:prstGeom prst="rect"/>
+                  </pic:spPr>
+                </pic:pic>
+              </a:graphicData>
+            </a:graphic>
+          </wp:inline>
+        </w:drawing>
+      </w:r>
+    </w:p>
+    <w:p>
+      <w:pPr>
+        <w:pStyle w:val="Caption"/>
+      </w:pPr>
+      <w:r>
+        <w:t>Supplementary Figure S11. Catalog-wide complete-genus holdout using normalized dipeptide-composition centroids. The left panel shows the distribution of family-level accuracies for 245 evaluable families; the dashed line marks the median of 0.826. The right panel relates family accuracy to catalog size, with point area proportional to the number of evaluable genera. This analysis reduces genus-level leakage but does not calibrate HMM thresholds or repeat family discovery.</w:t>
       </w:r>
     </w:p>
     <w:sectPr>

--- a/manuscript/Scientific_Reports_supplementary_information.docx
+++ b/manuscript/Scientific_Reports_supplementary_information.docx
@@ -309,7 +309,7 @@
         <w:jc w:val="left"/>
       </w:pPr>
       <w:r>
-        <w:t>All 13,237 deposited proteins were represented by normalized dipeptide frequencies. Each test sequence was classified against family centroids fitted after every sequence from its inferred genus had been removed. Families required at least two remaining training sequences. The analysis evaluated 13,166 sequences from 245 families and reports sequence assignments, family-level exact binomial intervals, macro- and micro-accuracy and separation margins. It is a complete-genus composition check, not calibrated HMM validation.</w:t>
+        <w:t>All 13,237 deposited proteins were represented by normalized dipeptide frequencies. Each test sequence was classified against family centroids fitted after every sequence from its inferred genus had been removed. Families required at least two remaining training sequences. The analysis evaluated 13,166 sequences from 245 families and reports sequence assignments, family-level exact binomial intervals, separation margins, dominant family-pair errors and macro- and micro-accuracy. Assignment to the most abundant eligible training family and uniform assignment among eligible families provide descriptive baselines. This is a complete-genus composition check, not calibrated HMM validation.</w:t>
       </w:r>
     </w:p>
     <w:p>
@@ -1440,62 +1440,6 @@
           </w:p>
         </w:tc>
       </w:tr>
-      <w:tr>
-        <w:trPr>
-          <w:cantSplit/>
-        </w:trPr>
-        <w:tc>
-          <w:tcPr>
-            <w:tcW w:type="dxa" w:w="3264"/>
-          </w:tcPr>
-          <w:p>
-            <w:pPr>
-              <w:spacing w:line="240" w:lineRule="auto" w:after="0"/>
-            </w:pPr>
-            <w:r>
-              <w:rPr>
-                <w:rFonts w:ascii="Arial" w:hAnsi="Arial"/>
-                <w:sz w:val="16"/>
-              </w:rPr>
-              <w:t>Catalog member sequences</w:t>
-            </w:r>
-          </w:p>
-        </w:tc>
-        <w:tc>
-          <w:tcPr>
-            <w:tcW w:type="dxa" w:w="3264"/>
-          </w:tcPr>
-          <w:p>
-            <w:pPr>
-              <w:spacing w:line="240" w:lineRule="auto" w:after="0"/>
-            </w:pPr>
-            <w:r>
-              <w:rPr>
-                <w:rFonts w:ascii="Arial" w:hAnsi="Arial"/>
-                <w:sz w:val="16"/>
-              </w:rPr>
-              <w:t>13,237 proteins; all 250 families</w:t>
-            </w:r>
-          </w:p>
-        </w:tc>
-        <w:tc>
-          <w:tcPr>
-            <w:tcW w:type="dxa" w:w="3264"/>
-          </w:tcPr>
-          <w:p>
-            <w:pPr>
-              <w:spacing w:line="240" w:lineRule="auto" w:after="0"/>
-            </w:pPr>
-            <w:r>
-              <w:rPr>
-                <w:rFonts w:ascii="Arial" w:hAnsi="Arial"/>
-                <w:sz w:val="16"/>
-              </w:rPr>
-              <w:t>Sequence-level reanalysis with accessioned recovery provenance</w:t>
-            </w:r>
-          </w:p>
-        </w:tc>
-      </w:tr>
     </w:tbl>
     <w:p>
       <w:pPr>
@@ -2078,71 +2022,6 @@
     </w:p>
     <w:p>
       <w:pPr>
-        <w:pStyle w:val="Heading1"/>
-        <w:spacing w:line="360" w:lineRule="auto"/>
-        <w:jc w:val="left"/>
-      </w:pPr>
-      <w:r>
-        <w:rPr>
-          <w:rFonts w:ascii="Arial" w:hAnsi="Arial"/>
-        </w:rPr>
-        <w:t>Supplementary Figure S8</w:t>
-      </w:r>
-    </w:p>
-    <w:p>
-      <w:pPr>
-        <w:spacing w:line="360" w:lineRule="auto"/>
-        <w:jc w:val="left"/>
-      </w:pPr>
-      <w:r>
-        <w:rPr>
-          <w:rFonts w:ascii="Arial" w:hAnsi="Arial"/>
-        </w:rPr>
-        <w:drawing>
-          <wp:inline xmlns:a="http://schemas.openxmlformats.org/drawingml/2006/main" xmlns:pic="http://schemas.openxmlformats.org/drawingml/2006/picture">
-            <wp:extent cx="6126480" cy="4403946"/>
-            <wp:docPr id="8" name="Picture 8"/>
-            <wp:cNvGraphicFramePr>
-              <a:graphicFrameLocks noChangeAspect="1"/>
-            </wp:cNvGraphicFramePr>
-            <a:graphic>
-              <a:graphicData uri="http://schemas.openxmlformats.org/drawingml/2006/picture">
-                <pic:pic>
-                  <pic:nvPicPr>
-                    <pic:cNvPr id="0" name="FigureS12_family_sequence_separability.png"/>
-                    <pic:cNvPicPr/>
-                  </pic:nvPicPr>
-                  <pic:blipFill>
-                    <a:blip r:embed="rId17"/>
-                    <a:stretch>
-                      <a:fillRect/>
-                    </a:stretch>
-                  </pic:blipFill>
-                  <pic:spPr>
-                    <a:xfrm>
-                      <a:off x="0" y="0"/>
-                      <a:ext cx="6126480" cy="4403946"/>
-                    </a:xfrm>
-                    <a:prstGeom prst="rect"/>
-                  </pic:spPr>
-                </pic:pic>
-              </a:graphicData>
-            </a:graphic>
-          </wp:inline>
-        </w:drawing>
-      </w:r>
-    </w:p>
-    <w:p>
-      <w:pPr>
-        <w:pStyle w:val="Caption"/>
-        <w:jc w:val="left"/>
-      </w:pPr>
-      <w:r>
-        <w:t>Supplementary Figure S8. Historical ten-family leave-one-sequence-out dipeptide-composition analysis. Positive margins favor the sequence's own family over the nearest other-family centroid. Because related sequences can occur on both sides of this split, the catalog-wide complete-genus result in Supplementary Figure S11 is the more conservative boundary analysis.</w:t>
-      </w:r>
-    </w:p>
-    <w:p>
-      <w:pPr>
         <w:spacing w:line="360" w:lineRule="auto"/>
         <w:jc w:val="left"/>
       </w:pPr>
@@ -2160,10 +2039,7 @@
         <w:jc w:val="left"/>
       </w:pPr>
       <w:r>
-        <w:rPr>
-          <w:rFonts w:ascii="Arial" w:hAnsi="Arial"/>
-        </w:rPr>
-        <w:t>Supplementary Figure S9</w:t>
+        <w:t>Supplementary Figure S8</w:t>
       </w:r>
     </w:p>
     <w:p>
@@ -2215,11 +2091,7 @@
         <w:jc w:val="left"/>
       </w:pPr>
       <w:r>
-        <w:rPr>
-          <w:rFonts w:ascii="Arial" w:hAnsi="Arial"/>
-          <w:color w:val="000000"/>
-        </w:rPr>
-        <w:t>Supplementary Figure S9. Leave-one-major-lineage-out motif transfer. Point size reflects held-out sequence count. Only blocks satisfying prespecified target, training, and same-lineage control minima are plotted; two families have no evaluable block.</w:t>
+        <w:t>Supplementary Figure S8. Leave-one-major-lineage-out motif transfer. Point size reflects held-out sequence count. Only blocks satisfying prespecified target, training, and same-lineage control minima are plotted; two families have no evaluable block.</w:t>
       </w:r>
     </w:p>
     <w:p>
@@ -2230,10 +2102,7 @@
         <w:jc w:val="left"/>
       </w:pPr>
       <w:r>
-        <w:rPr>
-          <w:rFonts w:ascii="Arial" w:hAnsi="Arial"/>
-        </w:rPr>
-        <w:t>Supplementary Figure S10</w:t>
+        <w:t>Supplementary Figure S9</w:t>
       </w:r>
     </w:p>
     <w:p>
@@ -2285,11 +2154,7 @@
         <w:jc w:val="left"/>
       </w:pPr>
       <w:r>
-        <w:rPr>
-          <w:rFonts w:ascii="Arial" w:hAnsi="Arial"/>
-          <w:color w:val="000000"/>
-        </w:rPr>
-        <w:t>Supplementary Figure S10. Lineage-stratified accumulation of the released families as panel size increases. Lines show medians and shaded regions show 95% resampling intervals. The blue curve counts families observed at least once; the orange curve counts families represented in at least five sampled genomes. This is a fixed-catalog sensitivity analysis and does not repeat candidate scanning or de novo clustering.</w:t>
+        <w:t>Supplementary Figure S9. Lineage-stratified accumulation of the released families as panel size increases. Lines show medians and shaded regions show 95% resampling intervals. The blue curve counts families observed at least once; the orange curve counts families represented in at least five sampled genomes. This is a fixed-catalog sensitivity analysis and does not repeat candidate scanning or de novo clustering.</w:t>
       </w:r>
     </w:p>
     <w:p>
@@ -3671,23 +3536,13 @@
         </w:tc>
       </w:tr>
       <w:tr>
-        <w:trPr>
-          <w:cantSplit/>
-        </w:trPr>
         <w:tc>
           <w:tcPr>
             <w:tcW w:type="dxa" w:w="4680"/>
           </w:tcPr>
           <w:p>
-            <w:pPr>
-              <w:spacing w:line="240" w:lineRule="auto" w:after="0"/>
-            </w:pPr>
             <w:r>
-              <w:rPr>
-                <w:rFonts w:ascii="Arial" w:hAnsi="Arial"/>
-                <w:sz w:val="16"/>
-              </w:rPr>
-              <w:t>Families with positive median margin</w:t>
+              <w:t>Descriptive accuracy baselines</w:t>
             </w:r>
           </w:p>
         </w:tc>
@@ -3696,15 +3551,52 @@
             <w:tcW w:type="dxa" w:w="4680"/>
           </w:tcPr>
           <w:p>
-            <w:pPr>
-              <w:spacing w:line="240" w:lineRule="auto" w:after="0"/>
-            </w:pPr>
             <w:r>
-              <w:rPr>
-                <w:rFonts w:ascii="Arial" w:hAnsi="Arial"/>
-                <w:sz w:val="16"/>
-              </w:rPr>
-              <w:t>197</w:t>
+              <w:t>majority training family 0.122; uniform chance 0.004</w:t>
+            </w:r>
+          </w:p>
+        </w:tc>
+      </w:tr>
+      <w:tr>
+        <w:tc>
+          <w:tcPr>
+            <w:tcW w:type="dxa" w:w="4680"/>
+          </w:tcPr>
+          <w:p>
+            <w:r>
+              <w:t>Families with accuracy below 0.5</w:t>
+            </w:r>
+          </w:p>
+        </w:tc>
+        <w:tc>
+          <w:tcPr>
+            <w:tcW w:type="dxa" w:w="4680"/>
+          </w:tcPr>
+          <w:p>
+            <w:r>
+              <w:t>44</w:t>
+            </w:r>
+          </w:p>
+        </w:tc>
+      </w:tr>
+      <w:tr>
+        <w:tc>
+          <w:tcPr>
+            <w:tcW w:type="dxa" w:w="4680"/>
+          </w:tcPr>
+          <w:p>
+            <w:r>
+              <w:t>Largest directional confusion</w:t>
+            </w:r>
+          </w:p>
+        </w:tc>
+        <w:tc>
+          <w:tcPr>
+            <w:tcW w:type="dxa" w:w="4680"/>
+          </w:tcPr>
+          <w:p>
+            <w:r>
+              <w:t>nArcR-2 to nArcR-12, 246 sequences</w:t>
             </w:r>
           </w:p>
         </w:tc>
@@ -3720,7 +3612,7 @@
         <w:pStyle w:val="Heading1"/>
       </w:pPr>
       <w:r>
-        <w:t>Supplementary Figure S11</w:t>
+        <w:t>Supplementary Figure S10</w:t>
       </w:r>
     </w:p>
     <w:p>
@@ -3767,7 +3659,7 @@
         <w:pStyle w:val="Caption"/>
       </w:pPr>
       <w:r>
-        <w:t>Supplementary Figure S11. Catalog-wide complete-genus holdout using normalized dipeptide-composition centroids. The left panel shows the distribution of family-level accuracies for 245 evaluable families; the dashed line marks the median of 0.826. The right panel relates family accuracy to catalog size, with point area proportional to the number of evaluable genera. This analysis reduces genus-level leakage but does not calibrate HMM thresholds or repeat family discovery.</w:t>
+        <w:t>Supplementary Figure S10. Catalog-wide complete-genus holdout using normalized dipeptide-composition centroids. The left panel shows family-level accuracy for 245 evaluable families; the dashed line marks the median of 0.826. The right panel relates accuracy to catalog size, with point area proportional to evaluable genera. Micro-accuracy was 0.767, compared with 0.122 for the majority-training-family baseline and 0.004 for uniform assignment. Forty-four families had accuracy below 0.5. This analysis reduces genus-level leakage but does not calibrate HMM thresholds or repeat family discovery.</w:t>
       </w:r>
     </w:p>
     <w:sectPr>
